--- a/sablony/detailni_albi_en.docx
+++ b/sablony/detailni_albi_en.docx
@@ -9,6 +9,7 @@
       <w:r>
         <w:rPr>
           <w:rtl w:val="0"/>
+          <w:lang w:val="en-US"/>
         </w:rPr>
         <w:t>&lt;style&gt;</w:t>
       </w:r>
@@ -20,6 +21,7 @@
       <w:r>
         <w:rPr>
           <w:rtl w:val="0"/>
+          <w:lang w:val="en-US"/>
         </w:rPr>
         <w:t>:root{</w:t>
       </w:r>
@@ -31,6 +33,7 @@
       <w:r>
         <w:rPr>
           <w:rtl w:val="0"/>
+          <w:lang w:val="en-US"/>
         </w:rPr>
         <w:t xml:space="preserve">  --pw-bg:#f6f8fb;</w:t>
       </w:r>
@@ -42,6 +45,7 @@
       <w:r>
         <w:rPr>
           <w:rtl w:val="0"/>
+          <w:lang w:val="en-US"/>
         </w:rPr>
         <w:t xml:space="preserve">  --pw-surface:#ffffff;</w:t>
       </w:r>
@@ -53,6 +57,7 @@
       <w:r>
         <w:rPr>
           <w:rtl w:val="0"/>
+          <w:lang w:val="en-US"/>
         </w:rPr>
         <w:t xml:space="preserve">  --pw-line:#e6edf4;</w:t>
       </w:r>
@@ -64,6 +69,7 @@
       <w:r>
         <w:rPr>
           <w:rtl w:val="0"/>
+          <w:lang w:val="en-US"/>
         </w:rPr>
         <w:t xml:space="preserve">  --pw-line-strong:#d7e2ec;</w:t>
       </w:r>
@@ -75,6 +81,7 @@
       <w:r>
         <w:rPr>
           <w:rtl w:val="0"/>
+          <w:lang w:val="en-US"/>
         </w:rPr>
         <w:t xml:space="preserve">  --pw-text:#1f2937;</w:t>
       </w:r>
@@ -86,6 +93,7 @@
       <w:r>
         <w:rPr>
           <w:rtl w:val="0"/>
+          <w:lang w:val="en-US"/>
         </w:rPr>
         <w:t xml:space="preserve">  --pw-muted:#607080;</w:t>
       </w:r>
@@ -97,6 +105,7 @@
       <w:r>
         <w:rPr>
           <w:rtl w:val="0"/>
+          <w:lang w:val="en-US"/>
         </w:rPr>
         <w:t xml:space="preserve">  --pw-heading:#12344d;</w:t>
       </w:r>
@@ -108,6 +117,7 @@
       <w:r>
         <w:rPr>
           <w:rtl w:val="0"/>
+          <w:lang w:val="en-US"/>
         </w:rPr>
         <w:t xml:space="preserve">  --pw-accent:#0f5f8c;</w:t>
       </w:r>
@@ -119,6 +129,7 @@
       <w:r>
         <w:rPr>
           <w:rtl w:val="0"/>
+          <w:lang w:val="en-US"/>
         </w:rPr>
         <w:t xml:space="preserve">  --pw-accent-soft:#eef6fb;</w:t>
       </w:r>
@@ -130,6 +141,7 @@
       <w:r>
         <w:rPr>
           <w:rtl w:val="0"/>
+          <w:lang w:val="en-US"/>
         </w:rPr>
         <w:t xml:space="preserve">  --pw-shadow:0 12px 32px rgba(15,35,55,0.08);</w:t>
       </w:r>
@@ -141,6 +153,7 @@
       <w:r>
         <w:rPr>
           <w:rtl w:val="0"/>
+          <w:lang w:val="en-US"/>
         </w:rPr>
         <w:t xml:space="preserve">  --pw-shadow-soft:0 8px 24px rgba(15,35,55,0.05);</w:t>
       </w:r>
@@ -152,6 +165,7 @@
       <w:r>
         <w:rPr>
           <w:rtl w:val="0"/>
+          <w:lang w:val="en-US"/>
         </w:rPr>
         <w:t xml:space="preserve">  --pw-radius:24px;</w:t>
       </w:r>
@@ -163,6 +177,7 @@
       <w:r>
         <w:rPr>
           <w:rtl w:val="0"/>
+          <w:lang w:val="en-US"/>
         </w:rPr>
         <w:t xml:space="preserve">  --pw-radius-sm:16px;</w:t>
       </w:r>
@@ -174,6 +189,7 @@
       <w:r>
         <w:rPr>
           <w:rtl w:val="0"/>
+          <w:lang w:val="en-US"/>
         </w:rPr>
         <w:t xml:space="preserve">  --pw-max:1180px;</w:t>
       </w:r>
@@ -185,6 +201,7 @@
       <w:r>
         <w:rPr>
           <w:rtl w:val="0"/>
+          <w:lang w:val="en-US"/>
         </w:rPr>
         <w:t>}</w:t>
       </w:r>
@@ -201,6 +218,7 @@
       <w:r>
         <w:rPr>
           <w:rtl w:val="0"/>
+          <w:lang w:val="en-US"/>
         </w:rPr>
         <w:t>*{box-sizing:border-box;}</w:t>
       </w:r>
@@ -217,6 +235,7 @@
       <w:r>
         <w:rPr>
           <w:rtl w:val="0"/>
+          <w:lang w:val="en-US"/>
         </w:rPr>
         <w:t>html, body{</w:t>
       </w:r>
@@ -228,6 +247,7 @@
       <w:r>
         <w:rPr>
           <w:rtl w:val="0"/>
+          <w:lang w:val="en-US"/>
         </w:rPr>
         <w:t xml:space="preserve">  margin:0;</w:t>
       </w:r>
@@ -239,6 +259,7 @@
       <w:r>
         <w:rPr>
           <w:rtl w:val="0"/>
+          <w:lang w:val="en-US"/>
         </w:rPr>
         <w:t xml:space="preserve">  padding:0;</w:t>
       </w:r>
@@ -250,6 +271,7 @@
       <w:r>
         <w:rPr>
           <w:rtl w:val="0"/>
+          <w:lang w:val="en-US"/>
         </w:rPr>
         <w:t xml:space="preserve">  background:var(--pw-bg);</w:t>
       </w:r>
@@ -261,6 +283,7 @@
       <w:r>
         <w:rPr>
           <w:rtl w:val="0"/>
+          <w:lang w:val="en-US"/>
         </w:rPr>
         <w:t xml:space="preserve">  color:var(--pw-text);</w:t>
       </w:r>
@@ -272,6 +295,7 @@
       <w:r>
         <w:rPr>
           <w:rtl w:val="0"/>
+          <w:lang w:val="en-US"/>
         </w:rPr>
         <w:t xml:space="preserve">  font-family:Arial, Helvetica, sans-serif;</w:t>
       </w:r>
@@ -283,6 +307,7 @@
       <w:r>
         <w:rPr>
           <w:rtl w:val="0"/>
+          <w:lang w:val="en-US"/>
         </w:rPr>
         <w:t>}</w:t>
       </w:r>
@@ -299,6 +324,7 @@
       <w:r>
         <w:rPr>
           <w:rtl w:val="0"/>
+          <w:lang w:val="en-US"/>
         </w:rPr>
         <w:t>img{</w:t>
       </w:r>
@@ -310,6 +336,7 @@
       <w:r>
         <w:rPr>
           <w:rtl w:val="0"/>
+          <w:lang w:val="en-US"/>
         </w:rPr>
         <w:t xml:space="preserve">  max-width:100%;</w:t>
       </w:r>
@@ -321,6 +348,7 @@
       <w:r>
         <w:rPr>
           <w:rtl w:val="0"/>
+          <w:lang w:val="en-US"/>
         </w:rPr>
         <w:t xml:space="preserve">  display:block;</w:t>
       </w:r>
@@ -332,6 +360,7 @@
       <w:r>
         <w:rPr>
           <w:rtl w:val="0"/>
+          <w:lang w:val="en-US"/>
         </w:rPr>
         <w:t>}</w:t>
       </w:r>
@@ -348,6 +377,7 @@
       <w:r>
         <w:rPr>
           <w:rtl w:val="0"/>
+          <w:lang w:val="en-US"/>
         </w:rPr>
         <w:t>img[src=""],</w:t>
       </w:r>
@@ -359,6 +389,7 @@
       <w:r>
         <w:rPr>
           <w:rtl w:val="0"/>
+          <w:lang w:val="en-US"/>
         </w:rPr>
         <w:t>img[src="/"],</w:t>
       </w:r>
@@ -370,6 +401,7 @@
       <w:r>
         <w:rPr>
           <w:rtl w:val="0"/>
+          <w:lang w:val="en-US"/>
         </w:rPr>
         <w:t>img[src="intro_image_src"],</w:t>
       </w:r>
@@ -381,6 +413,7 @@
       <w:r>
         <w:rPr>
           <w:rtl w:val="0"/>
+          <w:lang w:val="en-US"/>
         </w:rPr>
         <w:t>img[src="/intro_image_src"],</w:t>
       </w:r>
@@ -392,6 +425,7 @@
       <w:r>
         <w:rPr>
           <w:rtl w:val="0"/>
+          <w:lang w:val="en-US"/>
         </w:rPr>
         <w:t>img[src="img1_src"],</w:t>
       </w:r>
@@ -403,6 +437,7 @@
       <w:r>
         <w:rPr>
           <w:rtl w:val="0"/>
+          <w:lang w:val="en-US"/>
         </w:rPr>
         <w:t>img[src="/img1_src"],</w:t>
       </w:r>
@@ -414,6 +449,7 @@
       <w:r>
         <w:rPr>
           <w:rtl w:val="0"/>
+          <w:lang w:val="en-US"/>
         </w:rPr>
         <w:t>img[src="img2_src"],</w:t>
       </w:r>
@@ -425,6 +461,7 @@
       <w:r>
         <w:rPr>
           <w:rtl w:val="0"/>
+          <w:lang w:val="en-US"/>
         </w:rPr>
         <w:t>img[src="/img2_src"],</w:t>
       </w:r>
@@ -436,6 +473,7 @@
       <w:r>
         <w:rPr>
           <w:rtl w:val="0"/>
+          <w:lang w:val="en-US"/>
         </w:rPr>
         <w:t>img[src="img3_src"],</w:t>
       </w:r>
@@ -447,6 +485,7 @@
       <w:r>
         <w:rPr>
           <w:rtl w:val="0"/>
+          <w:lang w:val="en-US"/>
         </w:rPr>
         <w:t>img[src="/img3_src"],</w:t>
       </w:r>
@@ -458,6 +497,7 @@
       <w:r>
         <w:rPr>
           <w:rtl w:val="0"/>
+          <w:lang w:val="en-US"/>
         </w:rPr>
         <w:t>img[src="img4_src"],</w:t>
       </w:r>
@@ -469,6 +509,7 @@
       <w:r>
         <w:rPr>
           <w:rtl w:val="0"/>
+          <w:lang w:val="en-US"/>
         </w:rPr>
         <w:t>img[src="/img4_src"]{</w:t>
       </w:r>
@@ -480,6 +521,7 @@
       <w:r>
         <w:rPr>
           <w:rtl w:val="0"/>
+          <w:lang w:val="en-US"/>
         </w:rPr>
         <w:t xml:space="preserve">  display:none;</w:t>
       </w:r>
@@ -491,6 +533,7 @@
       <w:r>
         <w:rPr>
           <w:rtl w:val="0"/>
+          <w:lang w:val="en-US"/>
         </w:rPr>
         <w:t>}</w:t>
       </w:r>
@@ -507,6 +550,7 @@
       <w:r>
         <w:rPr>
           <w:rtl w:val="0"/>
+          <w:lang w:val="en-US"/>
         </w:rPr>
         <w:t>iframe[src=""],</w:t>
       </w:r>
@@ -518,6 +562,7 @@
       <w:r>
         <w:rPr>
           <w:rtl w:val="0"/>
+          <w:lang w:val="en-US"/>
         </w:rPr>
         <w:t>iframe[src="/"],</w:t>
       </w:r>
@@ -529,6 +574,7 @@
       <w:r>
         <w:rPr>
           <w:rtl w:val="0"/>
+          <w:lang w:val="en-US"/>
         </w:rPr>
         <w:t>iframe[src="https://www.youtube.com/embed/"],</w:t>
       </w:r>
@@ -540,6 +586,7 @@
       <w:r>
         <w:rPr>
           <w:rtl w:val="0"/>
+          <w:lang w:val="en-US"/>
         </w:rPr>
         <w:t>iframe[src="https://www.youtube.com/embed"]{</w:t>
       </w:r>
@@ -551,6 +598,7 @@
       <w:r>
         <w:rPr>
           <w:rtl w:val="0"/>
+          <w:lang w:val="en-US"/>
         </w:rPr>
         <w:t xml:space="preserve">  display:none;</w:t>
       </w:r>
@@ -562,6 +610,7 @@
       <w:r>
         <w:rPr>
           <w:rtl w:val="0"/>
+          <w:lang w:val="en-US"/>
         </w:rPr>
         <w:t>}</w:t>
       </w:r>
@@ -578,6 +627,7 @@
       <w:r>
         <w:rPr>
           <w:rtl w:val="0"/>
+          <w:lang w:val="en-US"/>
         </w:rPr>
         <w:t>.hero-image:has(img[src=""]),</w:t>
       </w:r>
@@ -589,6 +639,7 @@
       <w:r>
         <w:rPr>
           <w:rtl w:val="0"/>
+          <w:lang w:val="en-US"/>
         </w:rPr>
         <w:t>.hero-image:has(img[src="/"]),</w:t>
       </w:r>
@@ -600,6 +651,7 @@
       <w:r>
         <w:rPr>
           <w:rtl w:val="0"/>
+          <w:lang w:val="en-US"/>
         </w:rPr>
         <w:t>.hero-image:has(img[src="intro_image_src"]),</w:t>
       </w:r>
@@ -611,6 +663,7 @@
       <w:r>
         <w:rPr>
           <w:rtl w:val="0"/>
+          <w:lang w:val="en-US"/>
         </w:rPr>
         <w:t>.hero-image:has(img[src="/intro_image_src"]){</w:t>
       </w:r>
@@ -622,6 +675,7 @@
       <w:r>
         <w:rPr>
           <w:rtl w:val="0"/>
+          <w:lang w:val="en-US"/>
         </w:rPr>
         <w:t xml:space="preserve">  display:none;</w:t>
       </w:r>
@@ -633,6 +687,7 @@
       <w:r>
         <w:rPr>
           <w:rtl w:val="0"/>
+          <w:lang w:val="en-US"/>
         </w:rPr>
         <w:t>}</w:t>
       </w:r>
@@ -649,6 +704,7 @@
       <w:r>
         <w:rPr>
           <w:rtl w:val="0"/>
+          <w:lang w:val="en-US"/>
         </w:rPr>
         <w:t>.hero:has(.hero-image img[src=""]),</w:t>
       </w:r>
@@ -660,6 +716,7 @@
       <w:r>
         <w:rPr>
           <w:rtl w:val="0"/>
+          <w:lang w:val="en-US"/>
         </w:rPr>
         <w:t>.hero:has(.hero-image img[src="/"]),</w:t>
       </w:r>
@@ -671,6 +728,7 @@
       <w:r>
         <w:rPr>
           <w:rtl w:val="0"/>
+          <w:lang w:val="en-US"/>
         </w:rPr>
         <w:t>.hero:has(.hero-image img[src="intro_image_src"]),</w:t>
       </w:r>
@@ -682,6 +740,7 @@
       <w:r>
         <w:rPr>
           <w:rtl w:val="0"/>
+          <w:lang w:val="en-US"/>
         </w:rPr>
         <w:t>.hero:has(.hero-image img[src="/intro_image_src"]){</w:t>
       </w:r>
@@ -693,6 +752,7 @@
       <w:r>
         <w:rPr>
           <w:rtl w:val="0"/>
+          <w:lang w:val="en-US"/>
         </w:rPr>
         <w:t xml:space="preserve">  grid-template-columns:1fr;</w:t>
       </w:r>
@@ -704,6 +764,7 @@
       <w:r>
         <w:rPr>
           <w:rtl w:val="0"/>
+          <w:lang w:val="en-US"/>
         </w:rPr>
         <w:t>}</w:t>
       </w:r>
@@ -720,6 +781,7 @@
       <w:r>
         <w:rPr>
           <w:rtl w:val="0"/>
+          <w:lang w:val="en-US"/>
         </w:rPr>
         <w:t>.story-image:has(img[src=""]),</w:t>
       </w:r>
@@ -731,6 +793,7 @@
       <w:r>
         <w:rPr>
           <w:rtl w:val="0"/>
+          <w:lang w:val="en-US"/>
         </w:rPr>
         <w:t>.story-image:has(img[src="/"]),</w:t>
       </w:r>
@@ -742,6 +805,7 @@
       <w:r>
         <w:rPr>
           <w:rtl w:val="0"/>
+          <w:lang w:val="en-US"/>
         </w:rPr>
         <w:t>.story-image:has(img[src="img1_src"]),</w:t>
       </w:r>
@@ -753,6 +817,7 @@
       <w:r>
         <w:rPr>
           <w:rtl w:val="0"/>
+          <w:lang w:val="en-US"/>
         </w:rPr>
         <w:t>.story-image:has(img[src="/img1_src"]){</w:t>
       </w:r>
@@ -764,6 +829,7 @@
       <w:r>
         <w:rPr>
           <w:rtl w:val="0"/>
+          <w:lang w:val="en-US"/>
         </w:rPr>
         <w:t xml:space="preserve">  display:none;</w:t>
       </w:r>
@@ -775,6 +841,7 @@
       <w:r>
         <w:rPr>
           <w:rtl w:val="0"/>
+          <w:lang w:val="en-US"/>
         </w:rPr>
         <w:t>}</w:t>
       </w:r>
@@ -791,6 +858,7 @@
       <w:r>
         <w:rPr>
           <w:rtl w:val="0"/>
+          <w:lang w:val="en-US"/>
         </w:rPr>
         <w:t>.story-media:has(.story-image img[src=""]) .story-note,</w:t>
       </w:r>
@@ -802,6 +870,7 @@
       <w:r>
         <w:rPr>
           <w:rtl w:val="0"/>
+          <w:lang w:val="en-US"/>
         </w:rPr>
         <w:t>.story-media:has(.story-image img[src="/"]) .story-note,</w:t>
       </w:r>
@@ -813,6 +882,7 @@
       <w:r>
         <w:rPr>
           <w:rtl w:val="0"/>
+          <w:lang w:val="en-US"/>
         </w:rPr>
         <w:t>.story-media:has(.story-image img[src="img1_src"]) .story-note,</w:t>
       </w:r>
@@ -824,6 +894,7 @@
       <w:r>
         <w:rPr>
           <w:rtl w:val="0"/>
+          <w:lang w:val="en-US"/>
         </w:rPr>
         <w:t>.story-media:has(.story-image img[src="/img1_src"]) .story-note{</w:t>
       </w:r>
@@ -835,6 +906,7 @@
       <w:r>
         <w:rPr>
           <w:rtl w:val="0"/>
+          <w:lang w:val="en-US"/>
         </w:rPr>
         <w:t xml:space="preserve">  display:none;</w:t>
       </w:r>
@@ -846,6 +918,7 @@
       <w:r>
         <w:rPr>
           <w:rtl w:val="0"/>
+          <w:lang w:val="en-US"/>
         </w:rPr>
         <w:t>}</w:t>
       </w:r>
@@ -862,6 +935,7 @@
       <w:r>
         <w:rPr>
           <w:rtl w:val="0"/>
+          <w:lang w:val="en-US"/>
         </w:rPr>
         <w:t>.story-split:has(.story-image img[src=""]),</w:t>
       </w:r>
@@ -873,6 +947,7 @@
       <w:r>
         <w:rPr>
           <w:rtl w:val="0"/>
+          <w:lang w:val="en-US"/>
         </w:rPr>
         <w:t>.story-split:has(.story-image img[src="/"]),</w:t>
       </w:r>
@@ -884,6 +959,7 @@
       <w:r>
         <w:rPr>
           <w:rtl w:val="0"/>
+          <w:lang w:val="en-US"/>
         </w:rPr>
         <w:t>.story-split:has(.story-image img[src="img1_src"]),</w:t>
       </w:r>
@@ -895,6 +971,7 @@
       <w:r>
         <w:rPr>
           <w:rtl w:val="0"/>
+          <w:lang w:val="en-US"/>
         </w:rPr>
         <w:t>.story-split:has(.story-image img[src="/img1_src"]){</w:t>
       </w:r>
@@ -906,6 +983,7 @@
       <w:r>
         <w:rPr>
           <w:rtl w:val="0"/>
+          <w:lang w:val="en-US"/>
         </w:rPr>
         <w:t xml:space="preserve">  grid-template-columns:1fr;</w:t>
       </w:r>
@@ -917,6 +995,7 @@
       <w:r>
         <w:rPr>
           <w:rtl w:val="0"/>
+          <w:lang w:val="en-US"/>
         </w:rPr>
         <w:t>}</w:t>
       </w:r>
@@ -933,6 +1012,7 @@
       <w:r>
         <w:rPr>
           <w:rtl w:val="0"/>
+          <w:lang w:val="en-US"/>
         </w:rPr>
         <w:t>.full-bleed-image:has(img[src=""]),</w:t>
       </w:r>
@@ -944,6 +1024,7 @@
       <w:r>
         <w:rPr>
           <w:rtl w:val="0"/>
+          <w:lang w:val="en-US"/>
         </w:rPr>
         <w:t>.full-bleed-image:has(img[src="/"]),</w:t>
       </w:r>
@@ -955,6 +1036,7 @@
       <w:r>
         <w:rPr>
           <w:rtl w:val="0"/>
+          <w:lang w:val="en-US"/>
         </w:rPr>
         <w:t>.full-bleed-image:has(img[src="img2_src"]),</w:t>
       </w:r>
@@ -966,6 +1048,7 @@
       <w:r>
         <w:rPr>
           <w:rtl w:val="0"/>
+          <w:lang w:val="en-US"/>
         </w:rPr>
         <w:t>.full-bleed-image:has(img[src="/img2_src"]){</w:t>
       </w:r>
@@ -977,6 +1060,7 @@
       <w:r>
         <w:rPr>
           <w:rtl w:val="0"/>
+          <w:lang w:val="en-US"/>
         </w:rPr>
         <w:t xml:space="preserve">  display:none;</w:t>
       </w:r>
@@ -988,6 +1072,7 @@
       <w:r>
         <w:rPr>
           <w:rtl w:val="0"/>
+          <w:lang w:val="en-US"/>
         </w:rPr>
         <w:t>}</w:t>
       </w:r>
@@ -1004,6 +1089,7 @@
       <w:r>
         <w:rPr>
           <w:rtl w:val="0"/>
+          <w:lang w:val="en-US"/>
         </w:rPr>
         <w:t>.soft-divider:has(+ .full-bleed-image img[src=""]),</w:t>
       </w:r>
@@ -1015,6 +1101,7 @@
       <w:r>
         <w:rPr>
           <w:rtl w:val="0"/>
+          <w:lang w:val="en-US"/>
         </w:rPr>
         <w:t>.soft-divider:has(+ .full-bleed-image img[src="/"]),</w:t>
       </w:r>
@@ -1026,6 +1113,7 @@
       <w:r>
         <w:rPr>
           <w:rtl w:val="0"/>
+          <w:lang w:val="en-US"/>
         </w:rPr>
         <w:t>.soft-divider:has(+ .full-bleed-image img[src="img2_src"]),</w:t>
       </w:r>
@@ -1037,6 +1125,7 @@
       <w:r>
         <w:rPr>
           <w:rtl w:val="0"/>
+          <w:lang w:val="en-US"/>
         </w:rPr>
         <w:t>.soft-divider:has(+ .full-bleed-image img[src="/img2_src"]){</w:t>
       </w:r>
@@ -1048,6 +1137,7 @@
       <w:r>
         <w:rPr>
           <w:rtl w:val="0"/>
+          <w:lang w:val="en-US"/>
         </w:rPr>
         <w:t xml:space="preserve">  display:none;</w:t>
       </w:r>
@@ -1059,6 +1149,7 @@
       <w:r>
         <w:rPr>
           <w:rtl w:val="0"/>
+          <w:lang w:val="en-US"/>
         </w:rPr>
         <w:t>}</w:t>
       </w:r>
@@ -1075,6 +1166,7 @@
       <w:r>
         <w:rPr>
           <w:rtl w:val="0"/>
+          <w:lang w:val="en-US"/>
         </w:rPr>
         <w:t>.duo-card:has(img[src=""]),</w:t>
       </w:r>
@@ -1086,6 +1178,7 @@
       <w:r>
         <w:rPr>
           <w:rtl w:val="0"/>
+          <w:lang w:val="en-US"/>
         </w:rPr>
         <w:t>.duo-card:has(img[src="/"]),</w:t>
       </w:r>
@@ -1097,6 +1190,7 @@
       <w:r>
         <w:rPr>
           <w:rtl w:val="0"/>
+          <w:lang w:val="en-US"/>
         </w:rPr>
         <w:t>.duo-card:has(img[src="img3_src"]),</w:t>
       </w:r>
@@ -1108,6 +1202,7 @@
       <w:r>
         <w:rPr>
           <w:rtl w:val="0"/>
+          <w:lang w:val="en-US"/>
         </w:rPr>
         <w:t>.duo-card:has(img[src="/img3_src"]),</w:t>
       </w:r>
@@ -1119,6 +1214,7 @@
       <w:r>
         <w:rPr>
           <w:rtl w:val="0"/>
+          <w:lang w:val="en-US"/>
         </w:rPr>
         <w:t>.duo-card:has(img[src="img4_src"]),</w:t>
       </w:r>
@@ -1130,6 +1226,7 @@
       <w:r>
         <w:rPr>
           <w:rtl w:val="0"/>
+          <w:lang w:val="en-US"/>
         </w:rPr>
         <w:t>.duo-card:has(img[src="/img4_src"]){</w:t>
       </w:r>
@@ -1141,6 +1238,7 @@
       <w:r>
         <w:rPr>
           <w:rtl w:val="0"/>
+          <w:lang w:val="en-US"/>
         </w:rPr>
         <w:t xml:space="preserve">  display:none;</w:t>
       </w:r>
@@ -1152,6 +1250,7 @@
       <w:r>
         <w:rPr>
           <w:rtl w:val="0"/>
+          <w:lang w:val="en-US"/>
         </w:rPr>
         <w:t>}</w:t>
       </w:r>
@@ -1168,6 +1267,7 @@
       <w:r>
         <w:rPr>
           <w:rtl w:val="0"/>
+          <w:lang w:val="en-US"/>
         </w:rPr>
         <w:t>.duo-gallery:has(.duo-card:nth-child(1) img[src="img3_src"]):has(.duo-card:nth-child(2) img[src="img4_src"]),</w:t>
       </w:r>
@@ -1179,6 +1279,7 @@
       <w:r>
         <w:rPr>
           <w:rtl w:val="0"/>
+          <w:lang w:val="en-US"/>
         </w:rPr>
         <w:t>.duo-gallery:has(.duo-card:nth-child(1) img[src="/img3_src"]):has(.duo-card:nth-child(2) img[src="/img4_src"]),</w:t>
       </w:r>
@@ -1190,6 +1291,7 @@
       <w:r>
         <w:rPr>
           <w:rtl w:val="0"/>
+          <w:lang w:val="en-US"/>
         </w:rPr>
         <w:t>.duo-gallery:has(.duo-card:nth-child(1) img[src=""]):has(.duo-card:nth-child(2) img[src=""]),</w:t>
       </w:r>
@@ -1201,6 +1303,7 @@
       <w:r>
         <w:rPr>
           <w:rtl w:val="0"/>
+          <w:lang w:val="en-US"/>
         </w:rPr>
         <w:t>.duo-gallery:has(.duo-card:nth-child(1) img[src="/"]):has(.duo-card:nth-child(2) img[src="/"]){</w:t>
       </w:r>
@@ -1212,6 +1315,7 @@
       <w:r>
         <w:rPr>
           <w:rtl w:val="0"/>
+          <w:lang w:val="en-US"/>
         </w:rPr>
         <w:t xml:space="preserve">  display:none;</w:t>
       </w:r>
@@ -1223,6 +1327,7 @@
       <w:r>
         <w:rPr>
           <w:rtl w:val="0"/>
+          <w:lang w:val="en-US"/>
         </w:rPr>
         <w:t>}</w:t>
       </w:r>
@@ -1239,6 +1344,7 @@
       <w:r>
         <w:rPr>
           <w:rtl w:val="0"/>
+          <w:lang w:val="en-US"/>
         </w:rPr>
         <w:t>.video-shell:has(iframe[src=""]),</w:t>
       </w:r>
@@ -1250,6 +1356,7 @@
       <w:r>
         <w:rPr>
           <w:rtl w:val="0"/>
+          <w:lang w:val="en-US"/>
         </w:rPr>
         <w:t>.video-shell:has(iframe[src="/"]),</w:t>
       </w:r>
@@ -1261,6 +1368,7 @@
       <w:r>
         <w:rPr>
           <w:rtl w:val="0"/>
+          <w:lang w:val="en-US"/>
         </w:rPr>
         <w:t>.video-shell:has(iframe[src="https://www.youtube.com/embed/"]),</w:t>
       </w:r>
@@ -1272,6 +1380,7 @@
       <w:r>
         <w:rPr>
           <w:rtl w:val="0"/>
+          <w:lang w:val="en-US"/>
         </w:rPr>
         <w:t>.video-shell:has(iframe[src="https://www.youtube.com/embed"]){</w:t>
       </w:r>
@@ -1283,6 +1392,7 @@
       <w:r>
         <w:rPr>
           <w:rtl w:val="0"/>
+          <w:lang w:val="en-US"/>
         </w:rPr>
         <w:t xml:space="preserve">  display:none;</w:t>
       </w:r>
@@ -1294,6 +1404,7 @@
       <w:r>
         <w:rPr>
           <w:rtl w:val="0"/>
+          <w:lang w:val="en-US"/>
         </w:rPr>
         <w:t>}</w:t>
       </w:r>
@@ -1310,6 +1421,7 @@
       <w:r>
         <w:rPr>
           <w:rtl w:val="0"/>
+          <w:lang w:val="en-US"/>
         </w:rPr>
         <w:t>.section-card:has(.video-shell iframe[src=""]),</w:t>
       </w:r>
@@ -1321,6 +1433,7 @@
       <w:r>
         <w:rPr>
           <w:rtl w:val="0"/>
+          <w:lang w:val="en-US"/>
         </w:rPr>
         <w:t>.section-card:has(.video-shell iframe[src="/"]),</w:t>
       </w:r>
@@ -1332,6 +1445,7 @@
       <w:r>
         <w:rPr>
           <w:rtl w:val="0"/>
+          <w:lang w:val="en-US"/>
         </w:rPr>
         <w:t>.section-card:has(.video-shell iframe[src="https://www.youtube.com/embed/"]),</w:t>
       </w:r>
@@ -1343,6 +1457,7 @@
       <w:r>
         <w:rPr>
           <w:rtl w:val="0"/>
+          <w:lang w:val="en-US"/>
         </w:rPr>
         <w:t>.section-card:has(.video-shell iframe[src="https://www.youtube.com/embed"]){</w:t>
       </w:r>
@@ -1354,6 +1469,7 @@
       <w:r>
         <w:rPr>
           <w:rtl w:val="0"/>
+          <w:lang w:val="en-US"/>
         </w:rPr>
         <w:t xml:space="preserve">  display:none;</w:t>
       </w:r>
@@ -1365,6 +1481,7 @@
       <w:r>
         <w:rPr>
           <w:rtl w:val="0"/>
+          <w:lang w:val="en-US"/>
         </w:rPr>
         <w:t>}</w:t>
       </w:r>
@@ -1381,6 +1498,7 @@
       <w:r>
         <w:rPr>
           <w:rtl w:val="0"/>
+          <w:lang w:val="en-US"/>
         </w:rPr>
         <w:t>.book-wrap{</w:t>
       </w:r>
@@ -1392,6 +1510,7 @@
       <w:r>
         <w:rPr>
           <w:rtl w:val="0"/>
+          <w:lang w:val="en-US"/>
         </w:rPr>
         <w:t xml:space="preserve">  max-width:var(--pw-max);</w:t>
       </w:r>
@@ -1403,6 +1522,7 @@
       <w:r>
         <w:rPr>
           <w:rtl w:val="0"/>
+          <w:lang w:val="en-US"/>
         </w:rPr>
         <w:t xml:space="preserve">  margin:0 auto;</w:t>
       </w:r>
@@ -1414,6 +1534,7 @@
       <w:r>
         <w:rPr>
           <w:rtl w:val="0"/>
+          <w:lang w:val="en-US"/>
         </w:rPr>
         <w:t xml:space="preserve">  padding:30px 16px 60px;</w:t>
       </w:r>
@@ -1425,6 +1546,7 @@
       <w:r>
         <w:rPr>
           <w:rtl w:val="0"/>
+          <w:lang w:val="en-US"/>
         </w:rPr>
         <w:t>}</w:t>
       </w:r>
@@ -1441,6 +1563,7 @@
       <w:r>
         <w:rPr>
           <w:rtl w:val="0"/>
+          <w:lang w:val="en-US"/>
         </w:rPr>
         <w:t>/* HERO */</w:t>
       </w:r>
@@ -1452,6 +1575,7 @@
       <w:r>
         <w:rPr>
           <w:rtl w:val="0"/>
+          <w:lang w:val="en-US"/>
         </w:rPr>
         <w:t>.hero{</w:t>
       </w:r>
@@ -1463,6 +1587,7 @@
       <w:r>
         <w:rPr>
           <w:rtl w:val="0"/>
+          <w:lang w:val="en-US"/>
         </w:rPr>
         <w:t xml:space="preserve">  display:grid;</w:t>
       </w:r>
@@ -1474,6 +1599,7 @@
       <w:r>
         <w:rPr>
           <w:rtl w:val="0"/>
+          <w:lang w:val="en-US"/>
         </w:rPr>
         <w:t xml:space="preserve">  grid-template-columns:minmax(0,1.08fr) minmax(320px,0.92fr);</w:t>
       </w:r>
@@ -1485,6 +1611,7 @@
       <w:r>
         <w:rPr>
           <w:rtl w:val="0"/>
+          <w:lang w:val="en-US"/>
         </w:rPr>
         <w:t xml:space="preserve">  gap:24px;</w:t>
       </w:r>
@@ -1496,6 +1623,7 @@
       <w:r>
         <w:rPr>
           <w:rtl w:val="0"/>
+          <w:lang w:val="en-US"/>
         </w:rPr>
         <w:t xml:space="preserve">  align-items:stretch;</w:t>
       </w:r>
@@ -1507,6 +1635,7 @@
       <w:r>
         <w:rPr>
           <w:rtl w:val="0"/>
+          <w:lang w:val="en-US"/>
         </w:rPr>
         <w:t xml:space="preserve">  margin-bottom:24px;</w:t>
       </w:r>
@@ -1518,6 +1647,7 @@
       <w:r>
         <w:rPr>
           <w:rtl w:val="0"/>
+          <w:lang w:val="en-US"/>
         </w:rPr>
         <w:t>}</w:t>
       </w:r>
@@ -1534,6 +1664,7 @@
       <w:r>
         <w:rPr>
           <w:rtl w:val="0"/>
+          <w:lang w:val="en-US"/>
         </w:rPr>
         <w:t>.hero-card,</w:t>
       </w:r>
@@ -1545,6 +1676,7 @@
       <w:r>
         <w:rPr>
           <w:rtl w:val="0"/>
+          <w:lang w:val="en-US"/>
         </w:rPr>
         <w:t>.hero-image,</w:t>
       </w:r>
@@ -1556,6 +1688,7 @@
       <w:r>
         <w:rPr>
           <w:rtl w:val="0"/>
+          <w:lang w:val="en-US"/>
         </w:rPr>
         <w:t>.info-card,</w:t>
       </w:r>
@@ -1567,6 +1700,7 @@
       <w:r>
         <w:rPr>
           <w:rtl w:val="0"/>
+          <w:lang w:val="en-US"/>
         </w:rPr>
         <w:t>.section-card,</w:t>
       </w:r>
@@ -1578,6 +1712,7 @@
       <w:r>
         <w:rPr>
           <w:rtl w:val="0"/>
+          <w:lang w:val="en-US"/>
         </w:rPr>
         <w:t>.table-card,</w:t>
       </w:r>
@@ -1589,6 +1724,7 @@
       <w:r>
         <w:rPr>
           <w:rtl w:val="0"/>
+          <w:lang w:val="en-US"/>
         </w:rPr>
         <w:t>.points-card,</w:t>
       </w:r>
@@ -1600,6 +1736,7 @@
       <w:r>
         <w:rPr>
           <w:rtl w:val="0"/>
+          <w:lang w:val="en-US"/>
         </w:rPr>
         <w:t>.duo-card,</w:t>
       </w:r>
@@ -1611,6 +1748,7 @@
       <w:r>
         <w:rPr>
           <w:rtl w:val="0"/>
+          <w:lang w:val="en-US"/>
         </w:rPr>
         <w:t>.story-image,</w:t>
       </w:r>
@@ -1622,6 +1760,7 @@
       <w:r>
         <w:rPr>
           <w:rtl w:val="0"/>
+          <w:lang w:val="en-US"/>
         </w:rPr>
         <w:t>.full-bleed-image,</w:t>
       </w:r>
@@ -1633,6 +1772,7 @@
       <w:r>
         <w:rPr>
           <w:rtl w:val="0"/>
+          <w:lang w:val="en-US"/>
         </w:rPr>
         <w:t>.video-shell{</w:t>
       </w:r>
@@ -1644,6 +1784,7 @@
       <w:r>
         <w:rPr>
           <w:rtl w:val="0"/>
+          <w:lang w:val="en-US"/>
         </w:rPr>
         <w:t xml:space="preserve">  background:var(--pw-surface);</w:t>
       </w:r>
@@ -1655,6 +1796,7 @@
       <w:r>
         <w:rPr>
           <w:rtl w:val="0"/>
+          <w:lang w:val="en-US"/>
         </w:rPr>
         <w:t xml:space="preserve">  border:1px solid var(--pw-line);</w:t>
       </w:r>
@@ -1666,6 +1808,7 @@
       <w:r>
         <w:rPr>
           <w:rtl w:val="0"/>
+          <w:lang w:val="en-US"/>
         </w:rPr>
         <w:t xml:space="preserve">  border-radius:var(--pw-radius);</w:t>
       </w:r>
@@ -1677,6 +1820,7 @@
       <w:r>
         <w:rPr>
           <w:rtl w:val="0"/>
+          <w:lang w:val="en-US"/>
         </w:rPr>
         <w:t xml:space="preserve">  box-shadow:var(--pw-shadow);</w:t>
       </w:r>
@@ -1688,6 +1832,7 @@
       <w:r>
         <w:rPr>
           <w:rtl w:val="0"/>
+          <w:lang w:val="en-US"/>
         </w:rPr>
         <w:t>}</w:t>
       </w:r>
@@ -1704,6 +1849,7 @@
       <w:r>
         <w:rPr>
           <w:rtl w:val="0"/>
+          <w:lang w:val="en-US"/>
         </w:rPr>
         <w:t>.hero-card{</w:t>
       </w:r>
@@ -1715,6 +1861,7 @@
       <w:r>
         <w:rPr>
           <w:rtl w:val="0"/>
+          <w:lang w:val="en-US"/>
         </w:rPr>
         <w:t xml:space="preserve">  position:relative;</w:t>
       </w:r>
@@ -1726,6 +1873,7 @@
       <w:r>
         <w:rPr>
           <w:rtl w:val="0"/>
+          <w:lang w:val="en-US"/>
         </w:rPr>
         <w:t xml:space="preserve">  overflow:hidden;</w:t>
       </w:r>
@@ -1737,6 +1885,7 @@
       <w:r>
         <w:rPr>
           <w:rtl w:val="0"/>
+          <w:lang w:val="en-US"/>
         </w:rPr>
         <w:t xml:space="preserve">  padding:36px;</w:t>
       </w:r>
@@ -1748,6 +1897,7 @@
       <w:r>
         <w:rPr>
           <w:rtl w:val="0"/>
+          <w:lang w:val="en-US"/>
         </w:rPr>
         <w:t xml:space="preserve">  display:flex;</w:t>
       </w:r>
@@ -1759,6 +1909,7 @@
       <w:r>
         <w:rPr>
           <w:rtl w:val="0"/>
+          <w:lang w:val="en-US"/>
         </w:rPr>
         <w:t xml:space="preserve">  flex-direction:column;</w:t>
       </w:r>
@@ -1770,6 +1921,7 @@
       <w:r>
         <w:rPr>
           <w:rtl w:val="0"/>
+          <w:lang w:val="en-US"/>
         </w:rPr>
         <w:t xml:space="preserve">  justify-content:center;</w:t>
       </w:r>
@@ -1781,6 +1933,7 @@
       <w:r>
         <w:rPr>
           <w:rtl w:val="0"/>
+          <w:lang w:val="en-US"/>
         </w:rPr>
         <w:t xml:space="preserve">  min-height:100%;</w:t>
       </w:r>
@@ -1792,6 +1945,7 @@
       <w:r>
         <w:rPr>
           <w:rtl w:val="0"/>
+          <w:lang w:val="en-US"/>
         </w:rPr>
         <w:t>}</w:t>
       </w:r>
@@ -1808,6 +1962,7 @@
       <w:r>
         <w:rPr>
           <w:rtl w:val="0"/>
+          <w:lang w:val="en-US"/>
         </w:rPr>
         <w:t>.hero-card::before{</w:t>
       </w:r>
@@ -1819,6 +1974,7 @@
       <w:r>
         <w:rPr>
           <w:rtl w:val="0"/>
+          <w:lang w:val="en-US"/>
         </w:rPr>
         <w:t xml:space="preserve">  content:"";</w:t>
       </w:r>
@@ -1830,6 +1986,7 @@
       <w:r>
         <w:rPr>
           <w:rtl w:val="0"/>
+          <w:lang w:val="en-US"/>
         </w:rPr>
         <w:t xml:space="preserve">  position:absolute;</w:t>
       </w:r>
@@ -1841,6 +1998,7 @@
       <w:r>
         <w:rPr>
           <w:rtl w:val="0"/>
+          <w:lang w:val="en-US"/>
         </w:rPr>
         <w:t xml:space="preserve">  inset:0;</w:t>
       </w:r>
@@ -1852,6 +2010,7 @@
       <w:r>
         <w:rPr>
           <w:rtl w:val="0"/>
+          <w:lang w:val="en-US"/>
         </w:rPr>
         <w:t xml:space="preserve">  background:</w:t>
       </w:r>
@@ -1863,6 +2022,7 @@
       <w:r>
         <w:rPr>
           <w:rtl w:val="0"/>
+          <w:lang w:val="en-US"/>
         </w:rPr>
         <w:t xml:space="preserve">    radial-gradient(circle at top left, rgba(15,95,140,0.09), transparent 38%),</w:t>
       </w:r>
@@ -1874,6 +2034,7 @@
       <w:r>
         <w:rPr>
           <w:rtl w:val="0"/>
+          <w:lang w:val="en-US"/>
         </w:rPr>
         <w:t xml:space="preserve">    linear-gradient(180deg, rgba(255,255,255,0), rgba(15,95,140,0.03));</w:t>
       </w:r>
@@ -1885,6 +2046,7 @@
       <w:r>
         <w:rPr>
           <w:rtl w:val="0"/>
+          <w:lang w:val="en-US"/>
         </w:rPr>
         <w:t xml:space="preserve">  pointer-events:none;</w:t>
       </w:r>
@@ -1896,6 +2058,7 @@
       <w:r>
         <w:rPr>
           <w:rtl w:val="0"/>
+          <w:lang w:val="en-US"/>
         </w:rPr>
         <w:t>}</w:t>
       </w:r>
@@ -1912,6 +2075,7 @@
       <w:r>
         <w:rPr>
           <w:rtl w:val="0"/>
+          <w:lang w:val="en-US"/>
         </w:rPr>
         <w:t>.topline{</w:t>
       </w:r>
@@ -1923,6 +2087,7 @@
       <w:r>
         <w:rPr>
           <w:rtl w:val="0"/>
+          <w:lang w:val="en-US"/>
         </w:rPr>
         <w:t xml:space="preserve">  display:inline-block;</w:t>
       </w:r>
@@ -1934,6 +2099,7 @@
       <w:r>
         <w:rPr>
           <w:rtl w:val="0"/>
+          <w:lang w:val="en-US"/>
         </w:rPr>
         <w:t xml:space="preserve">  width:fit-content;</w:t>
       </w:r>
@@ -1945,6 +2111,7 @@
       <w:r>
         <w:rPr>
           <w:rtl w:val="0"/>
+          <w:lang w:val="en-US"/>
         </w:rPr>
         <w:t xml:space="preserve">  padding:8px 13px;</w:t>
       </w:r>
@@ -1956,6 +2123,7 @@
       <w:r>
         <w:rPr>
           <w:rtl w:val="0"/>
+          <w:lang w:val="en-US"/>
         </w:rPr>
         <w:t xml:space="preserve">  border-radius:999px;</w:t>
       </w:r>
@@ -1967,6 +2135,7 @@
       <w:r>
         <w:rPr>
           <w:rtl w:val="0"/>
+          <w:lang w:val="en-US"/>
         </w:rPr>
         <w:t xml:space="preserve">  background:var(--pw-accent-soft);</w:t>
       </w:r>
@@ -1978,6 +2147,7 @@
       <w:r>
         <w:rPr>
           <w:rtl w:val="0"/>
+          <w:lang w:val="en-US"/>
         </w:rPr>
         <w:t xml:space="preserve">  color:var(--pw-accent);</w:t>
       </w:r>
@@ -1989,6 +2159,7 @@
       <w:r>
         <w:rPr>
           <w:rtl w:val="0"/>
+          <w:lang w:val="en-US"/>
         </w:rPr>
         <w:t xml:space="preserve">  font-size:13px;</w:t>
       </w:r>
@@ -2000,6 +2171,7 @@
       <w:r>
         <w:rPr>
           <w:rtl w:val="0"/>
+          <w:lang w:val="en-US"/>
         </w:rPr>
         <w:t xml:space="preserve">  font-weight:700;</w:t>
       </w:r>
@@ -2011,6 +2183,7 @@
       <w:r>
         <w:rPr>
           <w:rtl w:val="0"/>
+          <w:lang w:val="en-US"/>
         </w:rPr>
         <w:t xml:space="preserve">  margin-bottom:18px;</w:t>
       </w:r>
@@ -2022,6 +2195,7 @@
       <w:r>
         <w:rPr>
           <w:rtl w:val="0"/>
+          <w:lang w:val="en-US"/>
         </w:rPr>
         <w:t xml:space="preserve">  position:relative;</w:t>
       </w:r>
@@ -2033,6 +2207,7 @@
       <w:r>
         <w:rPr>
           <w:rtl w:val="0"/>
+          <w:lang w:val="en-US"/>
         </w:rPr>
         <w:t xml:space="preserve">  z-index:1;</w:t>
       </w:r>
@@ -2044,6 +2219,7 @@
       <w:r>
         <w:rPr>
           <w:rtl w:val="0"/>
+          <w:lang w:val="en-US"/>
         </w:rPr>
         <w:t>}</w:t>
       </w:r>
@@ -2060,6 +2236,7 @@
       <w:r>
         <w:rPr>
           <w:rtl w:val="0"/>
+          <w:lang w:val="en-US"/>
         </w:rPr>
         <w:t>.hero-card h1{</w:t>
       </w:r>
@@ -2071,6 +2248,7 @@
       <w:r>
         <w:rPr>
           <w:rtl w:val="0"/>
+          <w:lang w:val="en-US"/>
         </w:rPr>
         <w:t xml:space="preserve">  margin:0 0 14px;</w:t>
       </w:r>
@@ -2082,6 +2260,7 @@
       <w:r>
         <w:rPr>
           <w:rtl w:val="0"/>
+          <w:lang w:val="en-US"/>
         </w:rPr>
         <w:t xml:space="preserve">  font-size:42px;</w:t>
       </w:r>
@@ -2093,6 +2272,7 @@
       <w:r>
         <w:rPr>
           <w:rtl w:val="0"/>
+          <w:lang w:val="en-US"/>
         </w:rPr>
         <w:t xml:space="preserve">  line-height:1.05;</w:t>
       </w:r>
@@ -2104,6 +2284,7 @@
       <w:r>
         <w:rPr>
           <w:rtl w:val="0"/>
+          <w:lang w:val="en-US"/>
         </w:rPr>
         <w:t xml:space="preserve">  color:var(--pw-heading);</w:t>
       </w:r>
@@ -2115,6 +2296,7 @@
       <w:r>
         <w:rPr>
           <w:rtl w:val="0"/>
+          <w:lang w:val="en-US"/>
         </w:rPr>
         <w:t xml:space="preserve">  position:relative;</w:t>
       </w:r>
@@ -2126,6 +2308,7 @@
       <w:r>
         <w:rPr>
           <w:rtl w:val="0"/>
+          <w:lang w:val="en-US"/>
         </w:rPr>
         <w:t xml:space="preserve">  z-index:1;</w:t>
       </w:r>
@@ -2137,6 +2320,7 @@
       <w:r>
         <w:rPr>
           <w:rtl w:val="0"/>
+          <w:lang w:val="en-US"/>
         </w:rPr>
         <w:t xml:space="preserve">  letter-spacing:-0.02em;</w:t>
       </w:r>
@@ -2148,6 +2332,7 @@
       <w:r>
         <w:rPr>
           <w:rtl w:val="0"/>
+          <w:lang w:val="en-US"/>
         </w:rPr>
         <w:t>}</w:t>
       </w:r>
@@ -2164,6 +2349,7 @@
       <w:r>
         <w:rPr>
           <w:rtl w:val="0"/>
+          <w:lang w:val="en-US"/>
         </w:rPr>
         <w:t>.hero-card p{</w:t>
       </w:r>
@@ -2175,6 +2361,7 @@
       <w:r>
         <w:rPr>
           <w:rtl w:val="0"/>
+          <w:lang w:val="en-US"/>
         </w:rPr>
         <w:t xml:space="preserve">  margin:0;</w:t>
       </w:r>
@@ -2186,6 +2373,7 @@
       <w:r>
         <w:rPr>
           <w:rtl w:val="0"/>
+          <w:lang w:val="en-US"/>
         </w:rPr>
         <w:t xml:space="preserve">  font-size:17px;</w:t>
       </w:r>
@@ -2197,6 +2385,7 @@
       <w:r>
         <w:rPr>
           <w:rtl w:val="0"/>
+          <w:lang w:val="en-US"/>
         </w:rPr>
         <w:t xml:space="preserve">  line-height:1.78;</w:t>
       </w:r>
@@ -2208,6 +2397,7 @@
       <w:r>
         <w:rPr>
           <w:rtl w:val="0"/>
+          <w:lang w:val="en-US"/>
         </w:rPr>
         <w:t xml:space="preserve">  color:var(--pw-muted);</w:t>
       </w:r>
@@ -2219,6 +2409,7 @@
       <w:r>
         <w:rPr>
           <w:rtl w:val="0"/>
+          <w:lang w:val="en-US"/>
         </w:rPr>
         <w:t xml:space="preserve">  position:relative;</w:t>
       </w:r>
@@ -2230,6 +2421,7 @@
       <w:r>
         <w:rPr>
           <w:rtl w:val="0"/>
+          <w:lang w:val="en-US"/>
         </w:rPr>
         <w:t xml:space="preserve">  z-index:1;</w:t>
       </w:r>
@@ -2241,6 +2433,7 @@
       <w:r>
         <w:rPr>
           <w:rtl w:val="0"/>
+          <w:lang w:val="en-US"/>
         </w:rPr>
         <w:t xml:space="preserve">  max-width:95%;</w:t>
       </w:r>
@@ -2252,6 +2445,7 @@
       <w:r>
         <w:rPr>
           <w:rtl w:val="0"/>
+          <w:lang w:val="en-US"/>
         </w:rPr>
         <w:t>}</w:t>
       </w:r>
@@ -2268,6 +2462,7 @@
       <w:r>
         <w:rPr>
           <w:rtl w:val="0"/>
+          <w:lang w:val="en-US"/>
         </w:rPr>
         <w:t>.hero-image{</w:t>
       </w:r>
@@ -2279,6 +2474,7 @@
       <w:r>
         <w:rPr>
           <w:rtl w:val="0"/>
+          <w:lang w:val="en-US"/>
         </w:rPr>
         <w:t xml:space="preserve">  overflow:hidden;</w:t>
       </w:r>
@@ -2290,6 +2486,7 @@
       <w:r>
         <w:rPr>
           <w:rtl w:val="0"/>
+          <w:lang w:val="en-US"/>
         </w:rPr>
         <w:t xml:space="preserve">  position:relative;</w:t>
       </w:r>
@@ -2301,6 +2498,7 @@
       <w:r>
         <w:rPr>
           <w:rtl w:val="0"/>
+          <w:lang w:val="en-US"/>
         </w:rPr>
         <w:t>}</w:t>
       </w:r>
@@ -2317,6 +2515,7 @@
       <w:r>
         <w:rPr>
           <w:rtl w:val="0"/>
+          <w:lang w:val="en-US"/>
         </w:rPr>
         <w:t>.hero-image img{</w:t>
       </w:r>
@@ -2328,6 +2527,7 @@
       <w:r>
         <w:rPr>
           <w:rtl w:val="0"/>
+          <w:lang w:val="en-US"/>
         </w:rPr>
         <w:t xml:space="preserve">  width:100%;</w:t>
       </w:r>
@@ -2339,6 +2539,7 @@
       <w:r>
         <w:rPr>
           <w:rtl w:val="0"/>
+          <w:lang w:val="en-US"/>
         </w:rPr>
         <w:t xml:space="preserve">  height:100%;</w:t>
       </w:r>
@@ -2350,6 +2551,7 @@
       <w:r>
         <w:rPr>
           <w:rtl w:val="0"/>
+          <w:lang w:val="en-US"/>
         </w:rPr>
         <w:t xml:space="preserve">  min-height:500px;</w:t>
       </w:r>
@@ -2361,6 +2563,7 @@
       <w:r>
         <w:rPr>
           <w:rtl w:val="0"/>
+          <w:lang w:val="en-US"/>
         </w:rPr>
         <w:t xml:space="preserve">  object-fit:cover;</w:t>
       </w:r>
@@ -2372,6 +2575,7 @@
       <w:r>
         <w:rPr>
           <w:rtl w:val="0"/>
+          <w:lang w:val="en-US"/>
         </w:rPr>
         <w:t>}</w:t>
       </w:r>
@@ -2388,6 +2592,7 @@
       <w:r>
         <w:rPr>
           <w:rtl w:val="0"/>
+          <w:lang w:val="en-US"/>
         </w:rPr>
         <w:t>.info-grid{</w:t>
       </w:r>
@@ -2399,6 +2604,7 @@
       <w:r>
         <w:rPr>
           <w:rtl w:val="0"/>
+          <w:lang w:val="en-US"/>
         </w:rPr>
         <w:t xml:space="preserve">  display:grid;</w:t>
       </w:r>
@@ -2410,6 +2616,7 @@
       <w:r>
         <w:rPr>
           <w:rtl w:val="0"/>
+          <w:lang w:val="en-US"/>
         </w:rPr>
         <w:t xml:space="preserve">  grid-template-columns:repeat(4, minmax(0,1fr));</w:t>
       </w:r>
@@ -2421,6 +2628,7 @@
       <w:r>
         <w:rPr>
           <w:rtl w:val="0"/>
+          <w:lang w:val="en-US"/>
         </w:rPr>
         <w:t xml:space="preserve">  gap:16px;</w:t>
       </w:r>
@@ -2432,6 +2640,7 @@
       <w:r>
         <w:rPr>
           <w:rtl w:val="0"/>
+          <w:lang w:val="en-US"/>
         </w:rPr>
         <w:t xml:space="preserve">  margin-bottom:20px;</w:t>
       </w:r>
@@ -2443,6 +2652,7 @@
       <w:r>
         <w:rPr>
           <w:rtl w:val="0"/>
+          <w:lang w:val="en-US"/>
         </w:rPr>
         <w:t>}</w:t>
       </w:r>
@@ -2459,6 +2669,7 @@
       <w:r>
         <w:rPr>
           <w:rtl w:val="0"/>
+          <w:lang w:val="en-US"/>
         </w:rPr>
         <w:t>.info-card{</w:t>
       </w:r>
@@ -2470,6 +2681,7 @@
       <w:r>
         <w:rPr>
           <w:rtl w:val="0"/>
+          <w:lang w:val="en-US"/>
         </w:rPr>
         <w:t xml:space="preserve">  padding:18px;</w:t>
       </w:r>
@@ -2481,6 +2693,7 @@
       <w:r>
         <w:rPr>
           <w:rtl w:val="0"/>
+          <w:lang w:val="en-US"/>
         </w:rPr>
         <w:t xml:space="preserve">  border-radius:18px;</w:t>
       </w:r>
@@ -2492,6 +2705,7 @@
       <w:r>
         <w:rPr>
           <w:rtl w:val="0"/>
+          <w:lang w:val="en-US"/>
         </w:rPr>
         <w:t xml:space="preserve">  box-shadow:var(--pw-shadow-soft);</w:t>
       </w:r>
@@ -2503,6 +2717,7 @@
       <w:r>
         <w:rPr>
           <w:rtl w:val="0"/>
+          <w:lang w:val="en-US"/>
         </w:rPr>
         <w:t>}</w:t>
       </w:r>
@@ -2519,6 +2734,7 @@
       <w:r>
         <w:rPr>
           <w:rtl w:val="0"/>
+          <w:lang w:val="en-US"/>
         </w:rPr>
         <w:t>.info-label{</w:t>
       </w:r>
@@ -2530,6 +2746,7 @@
       <w:r>
         <w:rPr>
           <w:rtl w:val="0"/>
+          <w:lang w:val="en-US"/>
         </w:rPr>
         <w:t xml:space="preserve">  display:block;</w:t>
       </w:r>
@@ -2541,6 +2758,7 @@
       <w:r>
         <w:rPr>
           <w:rtl w:val="0"/>
+          <w:lang w:val="en-US"/>
         </w:rPr>
         <w:t xml:space="preserve">  margin-bottom:8px;</w:t>
       </w:r>
@@ -2552,6 +2770,7 @@
       <w:r>
         <w:rPr>
           <w:rtl w:val="0"/>
+          <w:lang w:val="en-US"/>
         </w:rPr>
         <w:t xml:space="preserve">  font-size:12px;</w:t>
       </w:r>
@@ -2563,6 +2782,7 @@
       <w:r>
         <w:rPr>
           <w:rtl w:val="0"/>
+          <w:lang w:val="en-US"/>
         </w:rPr>
         <w:t xml:space="preserve">  text-transform:uppercase;</w:t>
       </w:r>
@@ -2574,6 +2794,7 @@
       <w:r>
         <w:rPr>
           <w:rtl w:val="0"/>
+          <w:lang w:val="en-US"/>
         </w:rPr>
         <w:t xml:space="preserve">  letter-spacing:.08em;</w:t>
       </w:r>
@@ -2585,6 +2806,7 @@
       <w:r>
         <w:rPr>
           <w:rtl w:val="0"/>
+          <w:lang w:val="en-US"/>
         </w:rPr>
         <w:t xml:space="preserve">  color:var(--pw-accent);</w:t>
       </w:r>
@@ -2596,6 +2818,7 @@
       <w:r>
         <w:rPr>
           <w:rtl w:val="0"/>
+          <w:lang w:val="en-US"/>
         </w:rPr>
         <w:t xml:space="preserve">  font-weight:700;</w:t>
       </w:r>
@@ -2607,6 +2830,7 @@
       <w:r>
         <w:rPr>
           <w:rtl w:val="0"/>
+          <w:lang w:val="en-US"/>
         </w:rPr>
         <w:t>}</w:t>
       </w:r>
@@ -2623,6 +2847,7 @@
       <w:r>
         <w:rPr>
           <w:rtl w:val="0"/>
+          <w:lang w:val="en-US"/>
         </w:rPr>
         <w:t>.info-value{</w:t>
       </w:r>
@@ -2634,6 +2859,7 @@
       <w:r>
         <w:rPr>
           <w:rtl w:val="0"/>
+          <w:lang w:val="en-US"/>
         </w:rPr>
         <w:t xml:space="preserve">  font-size:16px;</w:t>
       </w:r>
@@ -2645,6 +2871,7 @@
       <w:r>
         <w:rPr>
           <w:rtl w:val="0"/>
+          <w:lang w:val="en-US"/>
         </w:rPr>
         <w:t xml:space="preserve">  line-height:1.5;</w:t>
       </w:r>
@@ -2656,6 +2883,7 @@
       <w:r>
         <w:rPr>
           <w:rtl w:val="0"/>
+          <w:lang w:val="en-US"/>
         </w:rPr>
         <w:t xml:space="preserve">  color:var(--pw-text);</w:t>
       </w:r>
@@ -2667,6 +2895,7 @@
       <w:r>
         <w:rPr>
           <w:rtl w:val="0"/>
+          <w:lang w:val="en-US"/>
         </w:rPr>
         <w:t xml:space="preserve">  font-weight:600;</w:t>
       </w:r>
@@ -2678,6 +2907,7 @@
       <w:r>
         <w:rPr>
           <w:rtl w:val="0"/>
+          <w:lang w:val="en-US"/>
         </w:rPr>
         <w:t>}</w:t>
       </w:r>
@@ -2694,6 +2924,7 @@
       <w:r>
         <w:rPr>
           <w:rtl w:val="0"/>
+          <w:lang w:val="en-US"/>
         </w:rPr>
         <w:t>.points-card{</w:t>
       </w:r>
@@ -2705,6 +2936,7 @@
       <w:r>
         <w:rPr>
           <w:rtl w:val="0"/>
+          <w:lang w:val="en-US"/>
         </w:rPr>
         <w:t xml:space="preserve">  padding:24px 26px;</w:t>
       </w:r>
@@ -2716,6 +2948,7 @@
       <w:r>
         <w:rPr>
           <w:rtl w:val="0"/>
+          <w:lang w:val="en-US"/>
         </w:rPr>
         <w:t xml:space="preserve">  margin-bottom:22px;</w:t>
       </w:r>
@@ -2727,6 +2960,7 @@
       <w:r>
         <w:rPr>
           <w:rtl w:val="0"/>
+          <w:lang w:val="en-US"/>
         </w:rPr>
         <w:t xml:space="preserve">  box-shadow:var(--pw-shadow-soft);</w:t>
       </w:r>
@@ -2738,6 +2972,7 @@
       <w:r>
         <w:rPr>
           <w:rtl w:val="0"/>
+          <w:lang w:val="en-US"/>
         </w:rPr>
         <w:t>}</w:t>
       </w:r>
@@ -2754,6 +2989,7 @@
       <w:r>
         <w:rPr>
           <w:rtl w:val="0"/>
+          <w:lang w:val="en-US"/>
         </w:rPr>
         <w:t>.points-card h2{</w:t>
       </w:r>
@@ -2765,6 +3001,7 @@
       <w:r>
         <w:rPr>
           <w:rtl w:val="0"/>
+          <w:lang w:val="en-US"/>
         </w:rPr>
         <w:t xml:space="preserve">  margin:0 0 14px;</w:t>
       </w:r>
@@ -2776,6 +3013,7 @@
       <w:r>
         <w:rPr>
           <w:rtl w:val="0"/>
+          <w:lang w:val="en-US"/>
         </w:rPr>
         <w:t xml:space="preserve">  font-size:24px;</w:t>
       </w:r>
@@ -2787,6 +3025,7 @@
       <w:r>
         <w:rPr>
           <w:rtl w:val="0"/>
+          <w:lang w:val="en-US"/>
         </w:rPr>
         <w:t xml:space="preserve">  line-height:1.15;</w:t>
       </w:r>
@@ -2798,6 +3037,7 @@
       <w:r>
         <w:rPr>
           <w:rtl w:val="0"/>
+          <w:lang w:val="en-US"/>
         </w:rPr>
         <w:t xml:space="preserve">  color:var(--pw-heading);</w:t>
       </w:r>
@@ -2809,6 +3049,7 @@
       <w:r>
         <w:rPr>
           <w:rtl w:val="0"/>
+          <w:lang w:val="en-US"/>
         </w:rPr>
         <w:t>}</w:t>
       </w:r>
@@ -2825,6 +3066,7 @@
       <w:r>
         <w:rPr>
           <w:rtl w:val="0"/>
+          <w:lang w:val="en-US"/>
         </w:rPr>
         <w:t>.points-list{</w:t>
       </w:r>
@@ -2836,6 +3078,7 @@
       <w:r>
         <w:rPr>
           <w:rtl w:val="0"/>
+          <w:lang w:val="en-US"/>
         </w:rPr>
         <w:t xml:space="preserve">  margin:0;</w:t>
       </w:r>
@@ -2847,6 +3090,7 @@
       <w:r>
         <w:rPr>
           <w:rtl w:val="0"/>
+          <w:lang w:val="en-US"/>
         </w:rPr>
         <w:t xml:space="preserve">  padding-left:20px;</w:t>
       </w:r>
@@ -2858,6 +3102,7 @@
       <w:r>
         <w:rPr>
           <w:rtl w:val="0"/>
+          <w:lang w:val="en-US"/>
         </w:rPr>
         <w:t>}</w:t>
       </w:r>
@@ -2874,6 +3119,7 @@
       <w:r>
         <w:rPr>
           <w:rtl w:val="0"/>
+          <w:lang w:val="en-US"/>
         </w:rPr>
         <w:t>.points-list li{</w:t>
       </w:r>
@@ -2885,6 +3131,7 @@
       <w:r>
         <w:rPr>
           <w:rtl w:val="0"/>
+          <w:lang w:val="en-US"/>
         </w:rPr>
         <w:t xml:space="preserve">  color:var(--pw-muted);</w:t>
       </w:r>
@@ -2896,6 +3143,7 @@
       <w:r>
         <w:rPr>
           <w:rtl w:val="0"/>
+          <w:lang w:val="en-US"/>
         </w:rPr>
         <w:t xml:space="preserve">  line-height:1.7;</w:t>
       </w:r>
@@ -2907,6 +3155,7 @@
       <w:r>
         <w:rPr>
           <w:rtl w:val="0"/>
+          <w:lang w:val="en-US"/>
         </w:rPr>
         <w:t xml:space="preserve">  font-size:16px;</w:t>
       </w:r>
@@ -2918,6 +3167,7 @@
       <w:r>
         <w:rPr>
           <w:rtl w:val="0"/>
+          <w:lang w:val="en-US"/>
         </w:rPr>
         <w:t xml:space="preserve">  margin:8px 0;</w:t>
       </w:r>
@@ -2929,6 +3179,7 @@
       <w:r>
         <w:rPr>
           <w:rtl w:val="0"/>
+          <w:lang w:val="en-US"/>
         </w:rPr>
         <w:t>}</w:t>
       </w:r>
@@ -2945,6 +3196,7 @@
       <w:r>
         <w:rPr>
           <w:rtl w:val="0"/>
+          <w:lang w:val="en-US"/>
         </w:rPr>
         <w:t>.content-grid{</w:t>
       </w:r>
@@ -2956,6 +3208,7 @@
       <w:r>
         <w:rPr>
           <w:rtl w:val="0"/>
+          <w:lang w:val="en-US"/>
         </w:rPr>
         <w:t xml:space="preserve">  display:grid;</w:t>
       </w:r>
@@ -2967,6 +3220,7 @@
       <w:r>
         <w:rPr>
           <w:rtl w:val="0"/>
+          <w:lang w:val="en-US"/>
         </w:rPr>
         <w:t xml:space="preserve">  gap:20px;</w:t>
       </w:r>
@@ -2978,6 +3232,7 @@
       <w:r>
         <w:rPr>
           <w:rtl w:val="0"/>
+          <w:lang w:val="en-US"/>
         </w:rPr>
         <w:t>}</w:t>
       </w:r>
@@ -2994,6 +3249,7 @@
       <w:r>
         <w:rPr>
           <w:rtl w:val="0"/>
+          <w:lang w:val="en-US"/>
         </w:rPr>
         <w:t>.section-card,</w:t>
       </w:r>
@@ -3005,6 +3261,7 @@
       <w:r>
         <w:rPr>
           <w:rtl w:val="0"/>
+          <w:lang w:val="en-US"/>
         </w:rPr>
         <w:t>.table-card{</w:t>
       </w:r>
@@ -3016,6 +3273,7 @@
       <w:r>
         <w:rPr>
           <w:rtl w:val="0"/>
+          <w:lang w:val="en-US"/>
         </w:rPr>
         <w:t xml:space="preserve">  padding:30px;</w:t>
       </w:r>
@@ -3027,6 +3285,7 @@
       <w:r>
         <w:rPr>
           <w:rtl w:val="0"/>
+          <w:lang w:val="en-US"/>
         </w:rPr>
         <w:t>}</w:t>
       </w:r>
@@ -3043,6 +3302,7 @@
       <w:r>
         <w:rPr>
           <w:rtl w:val="0"/>
+          <w:lang w:val="en-US"/>
         </w:rPr>
         <w:t>.section-card h2,</w:t>
       </w:r>
@@ -3054,6 +3314,7 @@
       <w:r>
         <w:rPr>
           <w:rtl w:val="0"/>
+          <w:lang w:val="en-US"/>
         </w:rPr>
         <w:t>.table-card h2{</w:t>
       </w:r>
@@ -3065,6 +3326,7 @@
       <w:r>
         <w:rPr>
           <w:rtl w:val="0"/>
+          <w:lang w:val="en-US"/>
         </w:rPr>
         <w:t xml:space="preserve">  margin:0 0 14px;</w:t>
       </w:r>
@@ -3076,6 +3338,7 @@
       <w:r>
         <w:rPr>
           <w:rtl w:val="0"/>
+          <w:lang w:val="en-US"/>
         </w:rPr>
         <w:t xml:space="preserve">  font-size:28px;</w:t>
       </w:r>
@@ -3087,6 +3350,7 @@
       <w:r>
         <w:rPr>
           <w:rtl w:val="0"/>
+          <w:lang w:val="en-US"/>
         </w:rPr>
         <w:t xml:space="preserve">  line-height:1.12;</w:t>
       </w:r>
@@ -3098,6 +3362,7 @@
       <w:r>
         <w:rPr>
           <w:rtl w:val="0"/>
+          <w:lang w:val="en-US"/>
         </w:rPr>
         <w:t xml:space="preserve">  color:var(--pw-heading);</w:t>
       </w:r>
@@ -3109,6 +3374,7 @@
       <w:r>
         <w:rPr>
           <w:rtl w:val="0"/>
+          <w:lang w:val="en-US"/>
         </w:rPr>
         <w:t xml:space="preserve">  letter-spacing:-0.01em;</w:t>
       </w:r>
@@ -3120,6 +3386,7 @@
       <w:r>
         <w:rPr>
           <w:rtl w:val="0"/>
+          <w:lang w:val="en-US"/>
         </w:rPr>
         <w:t>}</w:t>
       </w:r>
@@ -3136,6 +3403,7 @@
       <w:r>
         <w:rPr>
           <w:rtl w:val="0"/>
+          <w:lang w:val="en-US"/>
         </w:rPr>
         <w:t>.section-card p,</w:t>
       </w:r>
@@ -3147,6 +3415,7 @@
       <w:r>
         <w:rPr>
           <w:rtl w:val="0"/>
+          <w:lang w:val="en-US"/>
         </w:rPr>
         <w:t>.section-card li,</w:t>
       </w:r>
@@ -3158,6 +3427,7 @@
       <w:r>
         <w:rPr>
           <w:rtl w:val="0"/>
+          <w:lang w:val="en-US"/>
         </w:rPr>
         <w:t>.table-card td,</w:t>
       </w:r>
@@ -3169,6 +3439,7 @@
       <w:r>
         <w:rPr>
           <w:rtl w:val="0"/>
+          <w:lang w:val="en-US"/>
         </w:rPr>
         <w:t>.table-card th{</w:t>
       </w:r>
@@ -3180,6 +3451,7 @@
       <w:r>
         <w:rPr>
           <w:rtl w:val="0"/>
+          <w:lang w:val="en-US"/>
         </w:rPr>
         <w:t xml:space="preserve">  font-size:16px;</w:t>
       </w:r>
@@ -3191,6 +3463,7 @@
       <w:r>
         <w:rPr>
           <w:rtl w:val="0"/>
+          <w:lang w:val="en-US"/>
         </w:rPr>
         <w:t xml:space="preserve">  line-height:1.75;</w:t>
       </w:r>
@@ -3202,6 +3475,7 @@
       <w:r>
         <w:rPr>
           <w:rtl w:val="0"/>
+          <w:lang w:val="en-US"/>
         </w:rPr>
         <w:t xml:space="preserve">  color:var(--pw-muted);</w:t>
       </w:r>
@@ -3213,6 +3487,7 @@
       <w:r>
         <w:rPr>
           <w:rtl w:val="0"/>
+          <w:lang w:val="en-US"/>
         </w:rPr>
         <w:t>}</w:t>
       </w:r>
@@ -3229,6 +3504,7 @@
       <w:r>
         <w:rPr>
           <w:rtl w:val="0"/>
+          <w:lang w:val="en-US"/>
         </w:rPr>
         <w:t>.section-card p:last-child{</w:t>
       </w:r>
@@ -3240,6 +3516,7 @@
       <w:r>
         <w:rPr>
           <w:rtl w:val="0"/>
+          <w:lang w:val="en-US"/>
         </w:rPr>
         <w:t xml:space="preserve">  margin-bottom:0;</w:t>
       </w:r>
@@ -3251,6 +3528,7 @@
       <w:r>
         <w:rPr>
           <w:rtl w:val="0"/>
+          <w:lang w:val="en-US"/>
         </w:rPr>
         <w:t>}</w:t>
       </w:r>
@@ -3267,6 +3545,7 @@
       <w:r>
         <w:rPr>
           <w:rtl w:val="0"/>
+          <w:lang w:val="en-US"/>
         </w:rPr>
         <w:t>.section-card ul{</w:t>
       </w:r>
@@ -3278,6 +3557,7 @@
       <w:r>
         <w:rPr>
           <w:rtl w:val="0"/>
+          <w:lang w:val="en-US"/>
         </w:rPr>
         <w:t xml:space="preserve">  margin:0;</w:t>
       </w:r>
@@ -3289,6 +3569,7 @@
       <w:r>
         <w:rPr>
           <w:rtl w:val="0"/>
+          <w:lang w:val="en-US"/>
         </w:rPr>
         <w:t xml:space="preserve">  padding-left:22px;</w:t>
       </w:r>
@@ -3300,6 +3581,7 @@
       <w:r>
         <w:rPr>
           <w:rtl w:val="0"/>
+          <w:lang w:val="en-US"/>
         </w:rPr>
         <w:t>}</w:t>
       </w:r>
@@ -3316,6 +3598,7 @@
       <w:r>
         <w:rPr>
           <w:rtl w:val="0"/>
+          <w:lang w:val="en-US"/>
         </w:rPr>
         <w:t>.story-split{</w:t>
       </w:r>
@@ -3327,6 +3610,7 @@
       <w:r>
         <w:rPr>
           <w:rtl w:val="0"/>
+          <w:lang w:val="en-US"/>
         </w:rPr>
         <w:t xml:space="preserve">  display:grid;</w:t>
       </w:r>
@@ -3338,6 +3622,7 @@
       <w:r>
         <w:rPr>
           <w:rtl w:val="0"/>
+          <w:lang w:val="en-US"/>
         </w:rPr>
         <w:t xml:space="preserve">  grid-template-columns:minmax(0,1.05fr) minmax(300px,0.95fr);</w:t>
       </w:r>
@@ -3349,6 +3634,7 @@
       <w:r>
         <w:rPr>
           <w:rtl w:val="0"/>
+          <w:lang w:val="en-US"/>
         </w:rPr>
         <w:t xml:space="preserve">  gap:24px;</w:t>
       </w:r>
@@ -3360,6 +3646,7 @@
       <w:r>
         <w:rPr>
           <w:rtl w:val="0"/>
+          <w:lang w:val="en-US"/>
         </w:rPr>
         <w:t xml:space="preserve">  align-items:center;</w:t>
       </w:r>
@@ -3371,6 +3658,7 @@
       <w:r>
         <w:rPr>
           <w:rtl w:val="0"/>
+          <w:lang w:val="en-US"/>
         </w:rPr>
         <w:t xml:space="preserve">  margin-top:6px;</w:t>
       </w:r>
@@ -3382,6 +3670,7 @@
       <w:r>
         <w:rPr>
           <w:rtl w:val="0"/>
+          <w:lang w:val="en-US"/>
         </w:rPr>
         <w:t>}</w:t>
       </w:r>
@@ -3398,6 +3687,7 @@
       <w:r>
         <w:rPr>
           <w:rtl w:val="0"/>
+          <w:lang w:val="en-US"/>
         </w:rPr>
         <w:t>.story-text{</w:t>
       </w:r>
@@ -3409,6 +3699,7 @@
       <w:r>
         <w:rPr>
           <w:rtl w:val="0"/>
+          <w:lang w:val="en-US"/>
         </w:rPr>
         <w:t xml:space="preserve">  padding-right:6px;</w:t>
       </w:r>
@@ -3420,6 +3711,7 @@
       <w:r>
         <w:rPr>
           <w:rtl w:val="0"/>
+          <w:lang w:val="en-US"/>
         </w:rPr>
         <w:t>}</w:t>
       </w:r>
@@ -3436,6 +3728,7 @@
       <w:r>
         <w:rPr>
           <w:rtl w:val="0"/>
+          <w:lang w:val="en-US"/>
         </w:rPr>
         <w:t>.story-media{</w:t>
       </w:r>
@@ -3447,6 +3740,7 @@
       <w:r>
         <w:rPr>
           <w:rtl w:val="0"/>
+          <w:lang w:val="en-US"/>
         </w:rPr>
         <w:t xml:space="preserve">  position:relative;</w:t>
       </w:r>
@@ -3458,6 +3752,7 @@
       <w:r>
         <w:rPr>
           <w:rtl w:val="0"/>
+          <w:lang w:val="en-US"/>
         </w:rPr>
         <w:t>}</w:t>
       </w:r>
@@ -3474,6 +3769,7 @@
       <w:r>
         <w:rPr>
           <w:rtl w:val="0"/>
+          <w:lang w:val="en-US"/>
         </w:rPr>
         <w:t>.story-image{</w:t>
       </w:r>
@@ -3485,6 +3781,7 @@
       <w:r>
         <w:rPr>
           <w:rtl w:val="0"/>
+          <w:lang w:val="en-US"/>
         </w:rPr>
         <w:t xml:space="preserve">  overflow:hidden;</w:t>
       </w:r>
@@ -3496,6 +3793,7 @@
       <w:r>
         <w:rPr>
           <w:rtl w:val="0"/>
+          <w:lang w:val="en-US"/>
         </w:rPr>
         <w:t xml:space="preserve">  border-radius:22px;</w:t>
       </w:r>
@@ -3507,6 +3805,7 @@
       <w:r>
         <w:rPr>
           <w:rtl w:val="0"/>
+          <w:lang w:val="en-US"/>
         </w:rPr>
         <w:t xml:space="preserve">  background:#f3f6f9;</w:t>
       </w:r>
@@ -3518,6 +3817,7 @@
       <w:r>
         <w:rPr>
           <w:rtl w:val="0"/>
+          <w:lang w:val="en-US"/>
         </w:rPr>
         <w:t>}</w:t>
       </w:r>
@@ -3534,6 +3834,7 @@
       <w:r>
         <w:rPr>
           <w:rtl w:val="0"/>
+          <w:lang w:val="en-US"/>
         </w:rPr>
         <w:t>.story-image img{</w:t>
       </w:r>
@@ -3545,6 +3846,7 @@
       <w:r>
         <w:rPr>
           <w:rtl w:val="0"/>
+          <w:lang w:val="en-US"/>
         </w:rPr>
         <w:t xml:space="preserve">  width:100%;</w:t>
       </w:r>
@@ -3556,6 +3858,7 @@
       <w:r>
         <w:rPr>
           <w:rtl w:val="0"/>
+          <w:lang w:val="en-US"/>
         </w:rPr>
         <w:t xml:space="preserve">  min-height:340px;</w:t>
       </w:r>
@@ -3567,6 +3870,7 @@
       <w:r>
         <w:rPr>
           <w:rtl w:val="0"/>
+          <w:lang w:val="en-US"/>
         </w:rPr>
         <w:t xml:space="preserve">  object-fit:cover;</w:t>
       </w:r>
@@ -3578,6 +3882,7 @@
       <w:r>
         <w:rPr>
           <w:rtl w:val="0"/>
+          <w:lang w:val="en-US"/>
         </w:rPr>
         <w:t>}</w:t>
       </w:r>
@@ -3594,6 +3899,7 @@
       <w:r>
         <w:rPr>
           <w:rtl w:val="0"/>
+          <w:lang w:val="en-US"/>
         </w:rPr>
         <w:t>.story-note{</w:t>
       </w:r>
@@ -3605,6 +3911,7 @@
       <w:r>
         <w:rPr>
           <w:rtl w:val="0"/>
+          <w:lang w:val="en-US"/>
         </w:rPr>
         <w:t xml:space="preserve">  position:absolute;</w:t>
       </w:r>
@@ -3616,6 +3923,7 @@
       <w:r>
         <w:rPr>
           <w:rtl w:val="0"/>
+          <w:lang w:val="en-US"/>
         </w:rPr>
         <w:t xml:space="preserve">  left:-18px;</w:t>
       </w:r>
@@ -3627,6 +3935,7 @@
       <w:r>
         <w:rPr>
           <w:rtl w:val="0"/>
+          <w:lang w:val="en-US"/>
         </w:rPr>
         <w:t xml:space="preserve">  bottom:18px;</w:t>
       </w:r>
@@ -3638,6 +3947,7 @@
       <w:r>
         <w:rPr>
           <w:rtl w:val="0"/>
+          <w:lang w:val="en-US"/>
         </w:rPr>
         <w:t xml:space="preserve">  max-width:230px;</w:t>
       </w:r>
@@ -3649,6 +3959,7 @@
       <w:r>
         <w:rPr>
           <w:rtl w:val="0"/>
+          <w:lang w:val="en-US"/>
         </w:rPr>
         <w:t xml:space="preserve">  padding:13px 15px;</w:t>
       </w:r>
@@ -3660,6 +3971,7 @@
       <w:r>
         <w:rPr>
           <w:rtl w:val="0"/>
+          <w:lang w:val="en-US"/>
         </w:rPr>
         <w:t xml:space="preserve">  background:rgba(255,255,255,0.93);</w:t>
       </w:r>
@@ -3671,6 +3983,7 @@
       <w:r>
         <w:rPr>
           <w:rtl w:val="0"/>
+          <w:lang w:val="en-US"/>
         </w:rPr>
         <w:t xml:space="preserve">  border:1px solid rgba(230,237,244,0.95);</w:t>
       </w:r>
@@ -3682,6 +3995,7 @@
       <w:r>
         <w:rPr>
           <w:rtl w:val="0"/>
+          <w:lang w:val="en-US"/>
         </w:rPr>
         <w:t xml:space="preserve">  border-radius:18px;</w:t>
       </w:r>
@@ -3693,6 +4007,7 @@
       <w:r>
         <w:rPr>
           <w:rtl w:val="0"/>
+          <w:lang w:val="en-US"/>
         </w:rPr>
         <w:t xml:space="preserve">  box-shadow:0 14px 34px rgba(15,35,55,0.10);</w:t>
       </w:r>
@@ -3704,6 +4019,7 @@
       <w:r>
         <w:rPr>
           <w:rtl w:val="0"/>
+          <w:lang w:val="en-US"/>
         </w:rPr>
         <w:t xml:space="preserve">  backdrop-filter:blur(10px);</w:t>
       </w:r>
@@ -3715,6 +4031,7 @@
       <w:r>
         <w:rPr>
           <w:rtl w:val="0"/>
+          <w:lang w:val="en-US"/>
         </w:rPr>
         <w:t>}</w:t>
       </w:r>
@@ -3731,6 +4048,7 @@
       <w:r>
         <w:rPr>
           <w:rtl w:val="0"/>
+          <w:lang w:val="en-US"/>
         </w:rPr>
         <w:t>.story-note strong{</w:t>
       </w:r>
@@ -3742,6 +4060,7 @@
       <w:r>
         <w:rPr>
           <w:rtl w:val="0"/>
+          <w:lang w:val="en-US"/>
         </w:rPr>
         <w:t xml:space="preserve">  display:block;</w:t>
       </w:r>
@@ -3753,6 +4072,7 @@
       <w:r>
         <w:rPr>
           <w:rtl w:val="0"/>
+          <w:lang w:val="en-US"/>
         </w:rPr>
         <w:t xml:space="preserve">  margin-bottom:4px;</w:t>
       </w:r>
@@ -3764,6 +4084,7 @@
       <w:r>
         <w:rPr>
           <w:rtl w:val="0"/>
+          <w:lang w:val="en-US"/>
         </w:rPr>
         <w:t xml:space="preserve">  color:var(--pw-heading);</w:t>
       </w:r>
@@ -3775,6 +4096,7 @@
       <w:r>
         <w:rPr>
           <w:rtl w:val="0"/>
+          <w:lang w:val="en-US"/>
         </w:rPr>
         <w:t xml:space="preserve">  font-size:13px;</w:t>
       </w:r>
@@ -3786,6 +4108,7 @@
       <w:r>
         <w:rPr>
           <w:rtl w:val="0"/>
+          <w:lang w:val="en-US"/>
         </w:rPr>
         <w:t xml:space="preserve">  line-height:1.35;</w:t>
       </w:r>
@@ -3797,6 +4120,7 @@
       <w:r>
         <w:rPr>
           <w:rtl w:val="0"/>
+          <w:lang w:val="en-US"/>
         </w:rPr>
         <w:t>}</w:t>
       </w:r>
@@ -3813,6 +4137,7 @@
       <w:r>
         <w:rPr>
           <w:rtl w:val="0"/>
+          <w:lang w:val="en-US"/>
         </w:rPr>
         <w:t>.story-note span{</w:t>
       </w:r>
@@ -3824,6 +4149,7 @@
       <w:r>
         <w:rPr>
           <w:rtl w:val="0"/>
+          <w:lang w:val="en-US"/>
         </w:rPr>
         <w:t xml:space="preserve">  display:block;</w:t>
       </w:r>
@@ -3835,6 +4161,7 @@
       <w:r>
         <w:rPr>
           <w:rtl w:val="0"/>
+          <w:lang w:val="en-US"/>
         </w:rPr>
         <w:t xml:space="preserve">  color:var(--pw-muted);</w:t>
       </w:r>
@@ -3846,6 +4173,7 @@
       <w:r>
         <w:rPr>
           <w:rtl w:val="0"/>
+          <w:lang w:val="en-US"/>
         </w:rPr>
         <w:t xml:space="preserve">  font-size:13px;</w:t>
       </w:r>
@@ -3857,6 +4185,7 @@
       <w:r>
         <w:rPr>
           <w:rtl w:val="0"/>
+          <w:lang w:val="en-US"/>
         </w:rPr>
         <w:t xml:space="preserve">  line-height:1.5;</w:t>
       </w:r>
@@ -3868,6 +4197,7 @@
       <w:r>
         <w:rPr>
           <w:rtl w:val="0"/>
+          <w:lang w:val="en-US"/>
         </w:rPr>
         <w:t>}</w:t>
       </w:r>
@@ -3884,6 +4214,7 @@
       <w:r>
         <w:rPr>
           <w:rtl w:val="0"/>
+          <w:lang w:val="en-US"/>
         </w:rPr>
         <w:t>.story-note:empty{</w:t>
       </w:r>
@@ -3895,6 +4226,7 @@
       <w:r>
         <w:rPr>
           <w:rtl w:val="0"/>
+          <w:lang w:val="en-US"/>
         </w:rPr>
         <w:t xml:space="preserve">  display:none;</w:t>
       </w:r>
@@ -3906,6 +4238,7 @@
       <w:r>
         <w:rPr>
           <w:rtl w:val="0"/>
+          <w:lang w:val="en-US"/>
         </w:rPr>
         <w:t>}</w:t>
       </w:r>
@@ -3922,6 +4255,7 @@
       <w:r>
         <w:rPr>
           <w:rtl w:val="0"/>
+          <w:lang w:val="en-US"/>
         </w:rPr>
         <w:t>.soft-divider{</w:t>
       </w:r>
@@ -3933,6 +4267,7 @@
       <w:r>
         <w:rPr>
           <w:rtl w:val="0"/>
+          <w:lang w:val="en-US"/>
         </w:rPr>
         <w:t xml:space="preserve">  width:100%;</w:t>
       </w:r>
@@ -3944,6 +4279,7 @@
       <w:r>
         <w:rPr>
           <w:rtl w:val="0"/>
+          <w:lang w:val="en-US"/>
         </w:rPr>
         <w:t xml:space="preserve">  height:1px;</w:t>
       </w:r>
@@ -3955,6 +4291,7 @@
       <w:r>
         <w:rPr>
           <w:rtl w:val="0"/>
+          <w:lang w:val="en-US"/>
         </w:rPr>
         <w:t xml:space="preserve">  margin:2px 0 4px;</w:t>
       </w:r>
@@ -3966,6 +4303,7 @@
       <w:r>
         <w:rPr>
           <w:rtl w:val="0"/>
+          <w:lang w:val="en-US"/>
         </w:rPr>
         <w:t xml:space="preserve">  background:linear-gradient(90deg, transparent, rgba(18,52,77,0.18), transparent);</w:t>
       </w:r>
@@ -3977,6 +4315,7 @@
       <w:r>
         <w:rPr>
           <w:rtl w:val="0"/>
+          <w:lang w:val="en-US"/>
         </w:rPr>
         <w:t>}</w:t>
       </w:r>
@@ -3993,6 +4332,7 @@
       <w:r>
         <w:rPr>
           <w:rtl w:val="0"/>
+          <w:lang w:val="en-US"/>
         </w:rPr>
         <w:t>.full-bleed-image{</w:t>
       </w:r>
@@ -4004,6 +4344,7 @@
       <w:r>
         <w:rPr>
           <w:rtl w:val="0"/>
+          <w:lang w:val="en-US"/>
         </w:rPr>
         <w:t xml:space="preserve">  overflow:hidden;</w:t>
       </w:r>
@@ -4015,6 +4356,7 @@
       <w:r>
         <w:rPr>
           <w:rtl w:val="0"/>
+          <w:lang w:val="en-US"/>
         </w:rPr>
         <w:t xml:space="preserve">  border-radius:24px;</w:t>
       </w:r>
@@ -4026,6 +4368,7 @@
       <w:r>
         <w:rPr>
           <w:rtl w:val="0"/>
+          <w:lang w:val="en-US"/>
         </w:rPr>
         <w:t xml:space="preserve">  background:#f3f6f9;</w:t>
       </w:r>
@@ -4037,6 +4380,7 @@
       <w:r>
         <w:rPr>
           <w:rtl w:val="0"/>
+          <w:lang w:val="en-US"/>
         </w:rPr>
         <w:t>}</w:t>
       </w:r>
@@ -4053,6 +4397,7 @@
       <w:r>
         <w:rPr>
           <w:rtl w:val="0"/>
+          <w:lang w:val="en-US"/>
         </w:rPr>
         <w:t>.full-bleed-image img{</w:t>
       </w:r>
@@ -4064,6 +4409,7 @@
       <w:r>
         <w:rPr>
           <w:rtl w:val="0"/>
+          <w:lang w:val="en-US"/>
         </w:rPr>
         <w:t xml:space="preserve">  width:100%;</w:t>
       </w:r>
@@ -4075,6 +4421,7 @@
       <w:r>
         <w:rPr>
           <w:rtl w:val="0"/>
+          <w:lang w:val="en-US"/>
         </w:rPr>
         <w:t xml:space="preserve">  max-height:520px;</w:t>
       </w:r>
@@ -4086,6 +4433,7 @@
       <w:r>
         <w:rPr>
           <w:rtl w:val="0"/>
+          <w:lang w:val="en-US"/>
         </w:rPr>
         <w:t xml:space="preserve">  object-fit:cover;</w:t>
       </w:r>
@@ -4097,6 +4445,7 @@
       <w:r>
         <w:rPr>
           <w:rtl w:val="0"/>
+          <w:lang w:val="en-US"/>
         </w:rPr>
         <w:t>}</w:t>
       </w:r>
@@ -4113,6 +4462,7 @@
       <w:r>
         <w:rPr>
           <w:rtl w:val="0"/>
+          <w:lang w:val="en-US"/>
         </w:rPr>
         <w:t>.duo-gallery{</w:t>
       </w:r>
@@ -4124,6 +4474,7 @@
       <w:r>
         <w:rPr>
           <w:rtl w:val="0"/>
+          <w:lang w:val="en-US"/>
         </w:rPr>
         <w:t xml:space="preserve">  display:grid;</w:t>
       </w:r>
@@ -4135,6 +4486,7 @@
       <w:r>
         <w:rPr>
           <w:rtl w:val="0"/>
+          <w:lang w:val="en-US"/>
         </w:rPr>
         <w:t xml:space="preserve">  grid-template-columns:repeat(2, minmax(0,1fr));</w:t>
       </w:r>
@@ -4146,6 +4498,7 @@
       <w:r>
         <w:rPr>
           <w:rtl w:val="0"/>
+          <w:lang w:val="en-US"/>
         </w:rPr>
         <w:t xml:space="preserve">  gap:18px;</w:t>
       </w:r>
@@ -4157,6 +4510,7 @@
       <w:r>
         <w:rPr>
           <w:rtl w:val="0"/>
+          <w:lang w:val="en-US"/>
         </w:rPr>
         <w:t>}</w:t>
       </w:r>
@@ -4173,6 +4527,7 @@
       <w:r>
         <w:rPr>
           <w:rtl w:val="0"/>
+          <w:lang w:val="en-US"/>
         </w:rPr>
         <w:t>.duo-card{</w:t>
       </w:r>
@@ -4184,6 +4539,7 @@
       <w:r>
         <w:rPr>
           <w:rtl w:val="0"/>
+          <w:lang w:val="en-US"/>
         </w:rPr>
         <w:t xml:space="preserve">  overflow:hidden;</w:t>
       </w:r>
@@ -4195,6 +4551,7 @@
       <w:r>
         <w:rPr>
           <w:rtl w:val="0"/>
+          <w:lang w:val="en-US"/>
         </w:rPr>
         <w:t xml:space="preserve">  border-radius:22px;</w:t>
       </w:r>
@@ -4206,6 +4563,7 @@
       <w:r>
         <w:rPr>
           <w:rtl w:val="0"/>
+          <w:lang w:val="en-US"/>
         </w:rPr>
         <w:t xml:space="preserve">  box-shadow:var(--pw-shadow-soft);</w:t>
       </w:r>
@@ -4217,6 +4575,7 @@
       <w:r>
         <w:rPr>
           <w:rtl w:val="0"/>
+          <w:lang w:val="en-US"/>
         </w:rPr>
         <w:t>}</w:t>
       </w:r>
@@ -4233,6 +4592,7 @@
       <w:r>
         <w:rPr>
           <w:rtl w:val="0"/>
+          <w:lang w:val="en-US"/>
         </w:rPr>
         <w:t>.duo-card img{</w:t>
       </w:r>
@@ -4244,6 +4604,7 @@
       <w:r>
         <w:rPr>
           <w:rtl w:val="0"/>
+          <w:lang w:val="en-US"/>
         </w:rPr>
         <w:t xml:space="preserve">  width:100%;</w:t>
       </w:r>
@@ -4255,6 +4616,7 @@
       <w:r>
         <w:rPr>
           <w:rtl w:val="0"/>
+          <w:lang w:val="en-US"/>
         </w:rPr>
         <w:t xml:space="preserve">  height:280px;</w:t>
       </w:r>
@@ -4266,6 +4628,7 @@
       <w:r>
         <w:rPr>
           <w:rtl w:val="0"/>
+          <w:lang w:val="en-US"/>
         </w:rPr>
         <w:t xml:space="preserve">  object-fit:cover;</w:t>
       </w:r>
@@ -4277,6 +4640,7 @@
       <w:r>
         <w:rPr>
           <w:rtl w:val="0"/>
+          <w:lang w:val="en-US"/>
         </w:rPr>
         <w:t>}</w:t>
       </w:r>
@@ -4293,6 +4657,7 @@
       <w:r>
         <w:rPr>
           <w:rtl w:val="0"/>
+          <w:lang w:val="en-US"/>
         </w:rPr>
         <w:t>.duo-caption{</w:t>
       </w:r>
@@ -4304,6 +4669,7 @@
       <w:r>
         <w:rPr>
           <w:rtl w:val="0"/>
+          <w:lang w:val="en-US"/>
         </w:rPr>
         <w:t xml:space="preserve">  padding:15px 16px 17px;</w:t>
       </w:r>
@@ -4315,6 +4681,7 @@
       <w:r>
         <w:rPr>
           <w:rtl w:val="0"/>
+          <w:lang w:val="en-US"/>
         </w:rPr>
         <w:t>}</w:t>
       </w:r>
@@ -4331,6 +4698,7 @@
       <w:r>
         <w:rPr>
           <w:rtl w:val="0"/>
+          <w:lang w:val="en-US"/>
         </w:rPr>
         <w:t>.duo-caption strong{</w:t>
       </w:r>
@@ -4342,6 +4710,7 @@
       <w:r>
         <w:rPr>
           <w:rtl w:val="0"/>
+          <w:lang w:val="en-US"/>
         </w:rPr>
         <w:t xml:space="preserve">  display:block;</w:t>
       </w:r>
@@ -4353,6 +4722,7 @@
       <w:r>
         <w:rPr>
           <w:rtl w:val="0"/>
+          <w:lang w:val="en-US"/>
         </w:rPr>
         <w:t xml:space="preserve">  margin-bottom:6px;</w:t>
       </w:r>
@@ -4364,6 +4734,7 @@
       <w:r>
         <w:rPr>
           <w:rtl w:val="0"/>
+          <w:lang w:val="en-US"/>
         </w:rPr>
         <w:t xml:space="preserve">  color:var(--pw-heading);</w:t>
       </w:r>
@@ -4375,6 +4746,7 @@
       <w:r>
         <w:rPr>
           <w:rtl w:val="0"/>
+          <w:lang w:val="en-US"/>
         </w:rPr>
         <w:t xml:space="preserve">  font-size:15px;</w:t>
       </w:r>
@@ -4386,6 +4758,7 @@
       <w:r>
         <w:rPr>
           <w:rtl w:val="0"/>
+          <w:lang w:val="en-US"/>
         </w:rPr>
         <w:t xml:space="preserve">  line-height:1.35;</w:t>
       </w:r>
@@ -4397,6 +4770,7 @@
       <w:r>
         <w:rPr>
           <w:rtl w:val="0"/>
+          <w:lang w:val="en-US"/>
         </w:rPr>
         <w:t>}</w:t>
       </w:r>
@@ -4413,6 +4787,7 @@
       <w:r>
         <w:rPr>
           <w:rtl w:val="0"/>
+          <w:lang w:val="en-US"/>
         </w:rPr>
         <w:t>.duo-caption span{</w:t>
       </w:r>
@@ -4424,6 +4799,7 @@
       <w:r>
         <w:rPr>
           <w:rtl w:val="0"/>
+          <w:lang w:val="en-US"/>
         </w:rPr>
         <w:t xml:space="preserve">  display:block;</w:t>
       </w:r>
@@ -4435,6 +4811,7 @@
       <w:r>
         <w:rPr>
           <w:rtl w:val="0"/>
+          <w:lang w:val="en-US"/>
         </w:rPr>
         <w:t xml:space="preserve">  color:var(--pw-muted);</w:t>
       </w:r>
@@ -4446,6 +4823,7 @@
       <w:r>
         <w:rPr>
           <w:rtl w:val="0"/>
+          <w:lang w:val="en-US"/>
         </w:rPr>
         <w:t xml:space="preserve">  font-size:14px;</w:t>
       </w:r>
@@ -4457,6 +4835,7 @@
       <w:r>
         <w:rPr>
           <w:rtl w:val="0"/>
+          <w:lang w:val="en-US"/>
         </w:rPr>
         <w:t xml:space="preserve">  line-height:1.65;</w:t>
       </w:r>
@@ -4468,6 +4847,7 @@
       <w:r>
         <w:rPr>
           <w:rtl w:val="0"/>
+          <w:lang w:val="en-US"/>
         </w:rPr>
         <w:t>}</w:t>
       </w:r>
@@ -4484,6 +4864,7 @@
       <w:r>
         <w:rPr>
           <w:rtl w:val="0"/>
+          <w:lang w:val="en-US"/>
         </w:rPr>
         <w:t>.clean-table-wrap{</w:t>
       </w:r>
@@ -4495,6 +4876,7 @@
       <w:r>
         <w:rPr>
           <w:rtl w:val="0"/>
+          <w:lang w:val="en-US"/>
         </w:rPr>
         <w:t xml:space="preserve">  overflow-x:auto;</w:t>
       </w:r>
@@ -4506,6 +4888,7 @@
       <w:r>
         <w:rPr>
           <w:rtl w:val="0"/>
+          <w:lang w:val="en-US"/>
         </w:rPr>
         <w:t xml:space="preserve">  border:1px solid var(--pw-line);</w:t>
       </w:r>
@@ -4517,6 +4900,7 @@
       <w:r>
         <w:rPr>
           <w:rtl w:val="0"/>
+          <w:lang w:val="en-US"/>
         </w:rPr>
         <w:t xml:space="preserve">  border-radius:18px;</w:t>
       </w:r>
@@ -4528,6 +4912,7 @@
       <w:r>
         <w:rPr>
           <w:rtl w:val="0"/>
+          <w:lang w:val="en-US"/>
         </w:rPr>
         <w:t xml:space="preserve">  background:#fff;</w:t>
       </w:r>
@@ -4539,6 +4924,7 @@
       <w:r>
         <w:rPr>
           <w:rtl w:val="0"/>
+          <w:lang w:val="en-US"/>
         </w:rPr>
         <w:t>}</w:t>
       </w:r>
@@ -4555,6 +4941,7 @@
       <w:r>
         <w:rPr>
           <w:rtl w:val="0"/>
+          <w:lang w:val="en-US"/>
         </w:rPr>
         <w:t>.clean-table{</w:t>
       </w:r>
@@ -4566,6 +4953,7 @@
       <w:r>
         <w:rPr>
           <w:rtl w:val="0"/>
+          <w:lang w:val="en-US"/>
         </w:rPr>
         <w:t xml:space="preserve">  width:100%;</w:t>
       </w:r>
@@ -4577,6 +4965,7 @@
       <w:r>
         <w:rPr>
           <w:rtl w:val="0"/>
+          <w:lang w:val="en-US"/>
         </w:rPr>
         <w:t xml:space="preserve">  border-collapse:collapse;</w:t>
       </w:r>
@@ -4588,6 +4977,7 @@
       <w:r>
         <w:rPr>
           <w:rtl w:val="0"/>
+          <w:lang w:val="en-US"/>
         </w:rPr>
         <w:t>}</w:t>
       </w:r>
@@ -4604,6 +4994,7 @@
       <w:r>
         <w:rPr>
           <w:rtl w:val="0"/>
+          <w:lang w:val="en-US"/>
         </w:rPr>
         <w:t>.clean-table thead th{</w:t>
       </w:r>
@@ -4615,6 +5006,7 @@
       <w:r>
         <w:rPr>
           <w:rtl w:val="0"/>
+          <w:lang w:val="en-US"/>
         </w:rPr>
         <w:t xml:space="preserve">  background:#f8fbfd;</w:t>
       </w:r>
@@ -4626,6 +5018,7 @@
       <w:r>
         <w:rPr>
           <w:rtl w:val="0"/>
+          <w:lang w:val="en-US"/>
         </w:rPr>
         <w:t xml:space="preserve">  color:var(--pw-heading);</w:t>
       </w:r>
@@ -4637,6 +5030,7 @@
       <w:r>
         <w:rPr>
           <w:rtl w:val="0"/>
+          <w:lang w:val="en-US"/>
         </w:rPr>
         <w:t xml:space="preserve">  font-size:14px;</w:t>
       </w:r>
@@ -4648,6 +5042,7 @@
       <w:r>
         <w:rPr>
           <w:rtl w:val="0"/>
+          <w:lang w:val="en-US"/>
         </w:rPr>
         <w:t xml:space="preserve">  font-weight:700;</w:t>
       </w:r>
@@ -4659,6 +5054,7 @@
       <w:r>
         <w:rPr>
           <w:rtl w:val="0"/>
+          <w:lang w:val="en-US"/>
         </w:rPr>
         <w:t xml:space="preserve">  text-align:left;</w:t>
       </w:r>
@@ -4670,6 +5066,7 @@
       <w:r>
         <w:rPr>
           <w:rtl w:val="0"/>
+          <w:lang w:val="en-US"/>
         </w:rPr>
         <w:t xml:space="preserve">  padding:14px 16px;</w:t>
       </w:r>
@@ -4681,6 +5078,7 @@
       <w:r>
         <w:rPr>
           <w:rtl w:val="0"/>
+          <w:lang w:val="en-US"/>
         </w:rPr>
         <w:t xml:space="preserve">  border-bottom:1px solid var(--pw-line);</w:t>
       </w:r>
@@ -4692,6 +5090,7 @@
       <w:r>
         <w:rPr>
           <w:rtl w:val="0"/>
+          <w:lang w:val="en-US"/>
         </w:rPr>
         <w:t>}</w:t>
       </w:r>
@@ -4708,6 +5107,7 @@
       <w:r>
         <w:rPr>
           <w:rtl w:val="0"/>
+          <w:lang w:val="en-US"/>
         </w:rPr>
         <w:t>.clean-table tbody td{</w:t>
       </w:r>
@@ -4719,6 +5119,7 @@
       <w:r>
         <w:rPr>
           <w:rtl w:val="0"/>
+          <w:lang w:val="en-US"/>
         </w:rPr>
         <w:t xml:space="preserve">  padding:14px 16px;</w:t>
       </w:r>
@@ -4730,6 +5131,7 @@
       <w:r>
         <w:rPr>
           <w:rtl w:val="0"/>
+          <w:lang w:val="en-US"/>
         </w:rPr>
         <w:t xml:space="preserve">  border-top:1px solid var(--pw-line);</w:t>
       </w:r>
@@ -4741,6 +5143,7 @@
       <w:r>
         <w:rPr>
           <w:rtl w:val="0"/>
+          <w:lang w:val="en-US"/>
         </w:rPr>
         <w:t xml:space="preserve">  vertical-align:top;</w:t>
       </w:r>
@@ -4752,6 +5155,7 @@
       <w:r>
         <w:rPr>
           <w:rtl w:val="0"/>
+          <w:lang w:val="en-US"/>
         </w:rPr>
         <w:t>}</w:t>
       </w:r>
@@ -4768,6 +5172,7 @@
       <w:r>
         <w:rPr>
           <w:rtl w:val="0"/>
+          <w:lang w:val="en-US"/>
         </w:rPr>
         <w:t>.video-shell{</w:t>
       </w:r>
@@ -4779,6 +5184,7 @@
       <w:r>
         <w:rPr>
           <w:rtl w:val="0"/>
+          <w:lang w:val="en-US"/>
         </w:rPr>
         <w:t xml:space="preserve">  overflow:hidden;</w:t>
       </w:r>
@@ -4790,6 +5196,7 @@
       <w:r>
         <w:rPr>
           <w:rtl w:val="0"/>
+          <w:lang w:val="en-US"/>
         </w:rPr>
         <w:t xml:space="preserve">  border-radius:22px;</w:t>
       </w:r>
@@ -4801,6 +5208,7 @@
       <w:r>
         <w:rPr>
           <w:rtl w:val="0"/>
+          <w:lang w:val="en-US"/>
         </w:rPr>
         <w:t xml:space="preserve">  background:#fff;</w:t>
       </w:r>
@@ -4812,6 +5220,7 @@
       <w:r>
         <w:rPr>
           <w:rtl w:val="0"/>
+          <w:lang w:val="en-US"/>
         </w:rPr>
         <w:t>}</w:t>
       </w:r>
@@ -4828,6 +5237,7 @@
       <w:r>
         <w:rPr>
           <w:rtl w:val="0"/>
+          <w:lang w:val="en-US"/>
         </w:rPr>
         <w:t>.video-block{</w:t>
       </w:r>
@@ -4839,6 +5249,7 @@
       <w:r>
         <w:rPr>
           <w:rtl w:val="0"/>
+          <w:lang w:val="en-US"/>
         </w:rPr>
         <w:t xml:space="preserve">  position:relative;</w:t>
       </w:r>
@@ -4850,6 +5261,7 @@
       <w:r>
         <w:rPr>
           <w:rtl w:val="0"/>
+          <w:lang w:val="en-US"/>
         </w:rPr>
         <w:t xml:space="preserve">  width:100%;</w:t>
       </w:r>
@@ -4861,6 +5273,7 @@
       <w:r>
         <w:rPr>
           <w:rtl w:val="0"/>
+          <w:lang w:val="en-US"/>
         </w:rPr>
         <w:t xml:space="preserve">  padding-bottom:56.25%;</w:t>
       </w:r>
@@ -4872,6 +5285,7 @@
       <w:r>
         <w:rPr>
           <w:rtl w:val="0"/>
+          <w:lang w:val="en-US"/>
         </w:rPr>
         <w:t xml:space="preserve">  height:0;</w:t>
       </w:r>
@@ -4883,6 +5297,7 @@
       <w:r>
         <w:rPr>
           <w:rtl w:val="0"/>
+          <w:lang w:val="en-US"/>
         </w:rPr>
         <w:t>}</w:t>
       </w:r>
@@ -4899,6 +5314,7 @@
       <w:r>
         <w:rPr>
           <w:rtl w:val="0"/>
+          <w:lang w:val="en-US"/>
         </w:rPr>
         <w:t>.video-block iframe{</w:t>
       </w:r>
@@ -4910,6 +5326,7 @@
       <w:r>
         <w:rPr>
           <w:rtl w:val="0"/>
+          <w:lang w:val="en-US"/>
         </w:rPr>
         <w:t xml:space="preserve">  position:absolute;</w:t>
       </w:r>
@@ -4921,6 +5338,7 @@
       <w:r>
         <w:rPr>
           <w:rtl w:val="0"/>
+          <w:lang w:val="en-US"/>
         </w:rPr>
         <w:t xml:space="preserve">  inset:0;</w:t>
       </w:r>
@@ -4932,6 +5350,7 @@
       <w:r>
         <w:rPr>
           <w:rtl w:val="0"/>
+          <w:lang w:val="en-US"/>
         </w:rPr>
         <w:t xml:space="preserve">  width:100%;</w:t>
       </w:r>
@@ -4943,6 +5362,7 @@
       <w:r>
         <w:rPr>
           <w:rtl w:val="0"/>
+          <w:lang w:val="en-US"/>
         </w:rPr>
         <w:t xml:space="preserve">  height:100%;</w:t>
       </w:r>
@@ -4954,6 +5374,7 @@
       <w:r>
         <w:rPr>
           <w:rtl w:val="0"/>
+          <w:lang w:val="en-US"/>
         </w:rPr>
         <w:t xml:space="preserve">  border:0;</w:t>
       </w:r>
@@ -4965,6 +5386,7 @@
       <w:r>
         <w:rPr>
           <w:rtl w:val="0"/>
+          <w:lang w:val="en-US"/>
         </w:rPr>
         <w:t>}</w:t>
       </w:r>
@@ -4981,6 +5403,7 @@
       <w:r>
         <w:rPr>
           <w:rtl w:val="0"/>
+          <w:lang w:val="en-US"/>
         </w:rPr>
         <w:t>@media (max-width:980px){</w:t>
       </w:r>
@@ -4992,6 +5415,7 @@
       <w:r>
         <w:rPr>
           <w:rtl w:val="0"/>
+          <w:lang w:val="en-US"/>
         </w:rPr>
         <w:t xml:space="preserve">  .hero{grid-template-columns:1fr;}</w:t>
       </w:r>
@@ -5003,6 +5427,7 @@
       <w:r>
         <w:rPr>
           <w:rtl w:val="0"/>
+          <w:lang w:val="en-US"/>
         </w:rPr>
         <w:t xml:space="preserve">  .hero-card h1{font-size:35px;}</w:t>
       </w:r>
@@ -5014,6 +5439,7 @@
       <w:r>
         <w:rPr>
           <w:rtl w:val="0"/>
+          <w:lang w:val="en-US"/>
         </w:rPr>
         <w:t xml:space="preserve">  .info-grid{grid-template-columns:repeat(2, minmax(0,1fr));}</w:t>
       </w:r>
@@ -5025,6 +5451,7 @@
       <w:r>
         <w:rPr>
           <w:rtl w:val="0"/>
+          <w:lang w:val="en-US"/>
         </w:rPr>
         <w:t xml:space="preserve">  .story-split{grid-template-columns:1fr;}</w:t>
       </w:r>
@@ -5036,6 +5463,7 @@
       <w:r>
         <w:rPr>
           <w:rtl w:val="0"/>
+          <w:lang w:val="en-US"/>
         </w:rPr>
         <w:t xml:space="preserve">  .story-note{position:static;margin-top:14px;max-width:none;}</w:t>
       </w:r>
@@ -5047,6 +5475,7 @@
       <w:r>
         <w:rPr>
           <w:rtl w:val="0"/>
+          <w:lang w:val="en-US"/>
         </w:rPr>
         <w:t>}</w:t>
       </w:r>
@@ -5063,6 +5492,7 @@
       <w:r>
         <w:rPr>
           <w:rtl w:val="0"/>
+          <w:lang w:val="en-US"/>
         </w:rPr>
         <w:t>@media (max-width:640px){</w:t>
       </w:r>
@@ -5074,6 +5504,7 @@
       <w:r>
         <w:rPr>
           <w:rtl w:val="0"/>
+          <w:lang w:val="en-US"/>
         </w:rPr>
         <w:t xml:space="preserve">  .book-wrap{padding:18px 12px 40px;}</w:t>
       </w:r>
@@ -5085,6 +5516,7 @@
       <w:r>
         <w:rPr>
           <w:rtl w:val="0"/>
+          <w:lang w:val="en-US"/>
         </w:rPr>
         <w:t xml:space="preserve">  .hero-card,.section-card,.table-card,.points-card{padding:22px 18px;}</w:t>
       </w:r>
@@ -5096,6 +5528,7 @@
       <w:r>
         <w:rPr>
           <w:rtl w:val="0"/>
+          <w:lang w:val="en-US"/>
         </w:rPr>
         <w:t xml:space="preserve">  .hero-card h1{font-size:30px;}</w:t>
       </w:r>
@@ -5107,6 +5540,7 @@
       <w:r>
         <w:rPr>
           <w:rtl w:val="0"/>
+          <w:lang w:val="en-US"/>
         </w:rPr>
         <w:t xml:space="preserve">  .hero-image img{min-height:360px;}</w:t>
       </w:r>
@@ -5118,6 +5552,7 @@
       <w:r>
         <w:rPr>
           <w:rtl w:val="0"/>
+          <w:lang w:val="en-US"/>
         </w:rPr>
         <w:t xml:space="preserve">  .info-grid{grid-template-columns:1fr;}</w:t>
       </w:r>
@@ -5129,6 +5564,7 @@
       <w:r>
         <w:rPr>
           <w:rtl w:val="0"/>
+          <w:lang w:val="en-US"/>
         </w:rPr>
         <w:t xml:space="preserve">  .duo-gallery{grid-template-columns:1fr;}</w:t>
       </w:r>
@@ -5140,6 +5576,7 @@
       <w:r>
         <w:rPr>
           <w:rtl w:val="0"/>
+          <w:lang w:val="en-US"/>
         </w:rPr>
         <w:t xml:space="preserve">  .duo-card img{height:220px;}</w:t>
       </w:r>
@@ -5151,6 +5588,7 @@
       <w:r>
         <w:rPr>
           <w:rtl w:val="0"/>
+          <w:lang w:val="en-US"/>
         </w:rPr>
         <w:t xml:space="preserve">  .story-image img{min-height:240px;}</w:t>
       </w:r>
@@ -5162,6 +5600,7 @@
       <w:r>
         <w:rPr>
           <w:rtl w:val="0"/>
+          <w:lang w:val="en-US"/>
         </w:rPr>
         <w:t xml:space="preserve">  .clean-table thead{display:none;}</w:t>
       </w:r>
@@ -5173,6 +5612,7 @@
       <w:r>
         <w:rPr>
           <w:rtl w:val="0"/>
+          <w:lang w:val="en-US"/>
         </w:rPr>
         <w:t xml:space="preserve">  .clean-table,.clean-table tbody,.clean-table tr,.clean-table td{display:block;width:100%;}</w:t>
       </w:r>
@@ -5184,6 +5624,7 @@
       <w:r>
         <w:rPr>
           <w:rtl w:val="0"/>
+          <w:lang w:val="en-US"/>
         </w:rPr>
         <w:t xml:space="preserve">  .clean-table tbody td{border-top:none;padding:10px 14px;}</w:t>
       </w:r>
@@ -5195,6 +5636,7 @@
       <w:r>
         <w:rPr>
           <w:rtl w:val="0"/>
+          <w:lang w:val="en-US"/>
         </w:rPr>
         <w:t xml:space="preserve">  .clean-table tr{border-top:1px solid var(--pw-line);}</w:t>
       </w:r>
@@ -5206,6 +5648,7 @@
       <w:r>
         <w:rPr>
           <w:rtl w:val="0"/>
+          <w:lang w:val="en-US"/>
         </w:rPr>
         <w:t>}</w:t>
       </w:r>
@@ -5217,6 +5660,7 @@
       <w:r>
         <w:rPr>
           <w:rtl w:val="0"/>
+          <w:lang w:val="en-US"/>
         </w:rPr>
         <w:t>&lt;/style&gt;</w:t>
       </w:r>
@@ -5233,6 +5677,7 @@
       <w:r>
         <w:rPr>
           <w:rtl w:val="0"/>
+          <w:lang w:val="en-US"/>
         </w:rPr>
         <w:t>&lt;div class="book-wrap"&gt;</w:t>
       </w:r>
@@ -5249,6 +5694,7 @@
       <w:r>
         <w:rPr>
           <w:rtl w:val="0"/>
+          <w:lang w:val="en-US"/>
         </w:rPr>
         <w:t xml:space="preserve">  &lt;section class="hero"&gt;</w:t>
       </w:r>
@@ -5260,6 +5706,7 @@
       <w:r>
         <w:rPr>
           <w:rtl w:val="0"/>
+          <w:lang w:val="en-US"/>
         </w:rPr>
         <w:t xml:space="preserve">    &lt;div class="hero-card"&gt;</w:t>
       </w:r>
@@ -5271,6 +5718,7 @@
       <w:r>
         <w:rPr>
           <w:rtl w:val="0"/>
+          <w:lang w:val="en-US"/>
         </w:rPr>
         <w:t xml:space="preserve">      &lt;div class="topline"&gt;{typ_hry}&lt;/div&gt;</w:t>
       </w:r>
@@ -5282,6 +5730,7 @@
       <w:r>
         <w:rPr>
           <w:rtl w:val="0"/>
+          <w:lang w:val="en-US"/>
         </w:rPr>
         <w:t xml:space="preserve">      &lt;h1&gt;{nazev_produktu}&lt;/h1&gt;</w:t>
       </w:r>
@@ -5293,6 +5742,7 @@
       <w:r>
         <w:rPr>
           <w:rtl w:val="0"/>
+          <w:lang w:val="en-US"/>
         </w:rPr>
         <w:t xml:space="preserve">      &lt;p&gt;{intro_text}&lt;/p&gt;</w:t>
       </w:r>
@@ -5304,6 +5754,7 @@
       <w:r>
         <w:rPr>
           <w:rtl w:val="0"/>
+          <w:lang w:val="en-US"/>
         </w:rPr>
         <w:t xml:space="preserve">    &lt;/div&gt;</w:t>
       </w:r>
@@ -5320,6 +5771,7 @@
       <w:r>
         <w:rPr>
           <w:rtl w:val="0"/>
+          <w:lang w:val="en-US"/>
         </w:rPr>
         <w:t xml:space="preserve">    &lt;div class="hero-image"&gt;</w:t>
       </w:r>
@@ -5331,6 +5783,7 @@
       <w:r>
         <w:rPr>
           <w:rtl w:val="0"/>
+          <w:lang w:val="en-US"/>
         </w:rPr>
         <w:t xml:space="preserve">      &lt;img src="{intro_image_src}" alt="{nazev_produktu}" width="900" height="1100" /&gt;</w:t>
       </w:r>
@@ -5342,6 +5795,7 @@
       <w:r>
         <w:rPr>
           <w:rtl w:val="0"/>
+          <w:lang w:val="en-US"/>
         </w:rPr>
         <w:t xml:space="preserve">    &lt;/div&gt;</w:t>
       </w:r>
@@ -5353,6 +5807,7 @@
       <w:r>
         <w:rPr>
           <w:rtl w:val="0"/>
+          <w:lang w:val="en-US"/>
         </w:rPr>
         <w:t xml:space="preserve">  &lt;/section&gt;</w:t>
       </w:r>
@@ -5369,6 +5824,7 @@
       <w:r>
         <w:rPr>
           <w:rtl w:val="0"/>
+          <w:lang w:val="en-US"/>
         </w:rPr>
         <w:t xml:space="preserve">  &lt;section class="info-grid"&gt;</w:t>
       </w:r>
@@ -5380,6 +5836,7 @@
       <w:r>
         <w:rPr>
           <w:rtl w:val="0"/>
+          <w:lang w:val="en-US"/>
         </w:rPr>
         <w:t xml:space="preserve">    &lt;div class="info-card"&gt;</w:t>
       </w:r>
@@ -5391,6 +5848,7 @@
       <w:r>
         <w:rPr>
           <w:rtl w:val="0"/>
+          <w:lang w:val="en-US"/>
         </w:rPr>
         <w:t xml:space="preserve">      &lt;span class="info-label"&gt;Game type&lt;/span&gt;</w:t>
       </w:r>
@@ -5402,6 +5860,7 @@
       <w:r>
         <w:rPr>
           <w:rtl w:val="0"/>
+          <w:lang w:val="en-US"/>
         </w:rPr>
         <w:t xml:space="preserve">      &lt;div class="info-value"&gt;{typ_hry}&lt;/div&gt;</w:t>
       </w:r>
@@ -5413,6 +5872,7 @@
       <w:r>
         <w:rPr>
           <w:rtl w:val="0"/>
+          <w:lang w:val="en-US"/>
         </w:rPr>
         <w:t xml:space="preserve">    &lt;/div&gt;</w:t>
       </w:r>
@@ -5424,6 +5884,7 @@
       <w:r>
         <w:rPr>
           <w:rtl w:val="0"/>
+          <w:lang w:val="en-US"/>
         </w:rPr>
         <w:t xml:space="preserve">    &lt;div class="info-card"&gt;</w:t>
       </w:r>
@@ -5435,6 +5896,7 @@
       <w:r>
         <w:rPr>
           <w:rtl w:val="0"/>
+          <w:lang w:val="en-US"/>
         </w:rPr>
         <w:t xml:space="preserve">      &lt;span class="info-label"&gt;Number of players&lt;/span&gt;</w:t>
       </w:r>
@@ -5446,6 +5908,7 @@
       <w:r>
         <w:rPr>
           <w:rtl w:val="0"/>
+          <w:lang w:val="en-US"/>
         </w:rPr>
         <w:t xml:space="preserve">      &lt;div class="info-value"&gt;{pocet_hracu}&lt;/div&gt;</w:t>
       </w:r>
@@ -5457,6 +5920,7 @@
       <w:r>
         <w:rPr>
           <w:rtl w:val="0"/>
+          <w:lang w:val="en-US"/>
         </w:rPr>
         <w:t xml:space="preserve">    &lt;/div&gt;</w:t>
       </w:r>
@@ -5468,6 +5932,7 @@
       <w:r>
         <w:rPr>
           <w:rtl w:val="0"/>
+          <w:lang w:val="en-US"/>
         </w:rPr>
         <w:t xml:space="preserve">    &lt;div class="info-card"&gt;</w:t>
       </w:r>
@@ -5479,6 +5944,7 @@
       <w:r>
         <w:rPr>
           <w:rtl w:val="0"/>
+          <w:lang w:val="en-US"/>
         </w:rPr>
         <w:t xml:space="preserve">      &lt;span class="info-label"&gt;Playing time&lt;/span&gt;</w:t>
       </w:r>
@@ -5490,6 +5956,7 @@
       <w:r>
         <w:rPr>
           <w:rtl w:val="0"/>
+          <w:lang w:val="en-US"/>
         </w:rPr>
         <w:t xml:space="preserve">      &lt;div class="info-value"&gt;{doba_hrani}&lt;/div&gt;</w:t>
       </w:r>
@@ -5501,6 +5968,7 @@
       <w:r>
         <w:rPr>
           <w:rtl w:val="0"/>
+          <w:lang w:val="en-US"/>
         </w:rPr>
         <w:t xml:space="preserve">    &lt;/div&gt;</w:t>
       </w:r>
@@ -5512,6 +5980,7 @@
       <w:r>
         <w:rPr>
           <w:rtl w:val="0"/>
+          <w:lang w:val="en-US"/>
         </w:rPr>
         <w:t xml:space="preserve">    &lt;div class="info-card"&gt;</w:t>
       </w:r>
@@ -5523,6 +5992,7 @@
       <w:r>
         <w:rPr>
           <w:rtl w:val="0"/>
+          <w:lang w:val="en-US"/>
         </w:rPr>
         <w:t xml:space="preserve">      &lt;span class="info-label"&gt;Recommended age&lt;/span&gt;</w:t>
       </w:r>
@@ -5534,6 +6004,7 @@
       <w:r>
         <w:rPr>
           <w:rtl w:val="0"/>
+          <w:lang w:val="en-US"/>
         </w:rPr>
         <w:t xml:space="preserve">      &lt;div class="info-value"&gt;{vek}&lt;/div&gt;</w:t>
       </w:r>
@@ -5545,6 +6016,7 @@
       <w:r>
         <w:rPr>
           <w:rtl w:val="0"/>
+          <w:lang w:val="en-US"/>
         </w:rPr>
         <w:t xml:space="preserve">    &lt;/div&gt;</w:t>
       </w:r>
@@ -5556,6 +6028,7 @@
       <w:r>
         <w:rPr>
           <w:rtl w:val="0"/>
+          <w:lang w:val="en-US"/>
         </w:rPr>
         <w:t xml:space="preserve">  &lt;/section&gt;</w:t>
       </w:r>
@@ -5572,6 +6045,7 @@
       <w:r>
         <w:rPr>
           <w:rtl w:val="0"/>
+          <w:lang w:val="en-US"/>
         </w:rPr>
         <w:t xml:space="preserve">  &lt;section class="points-card"&gt;</w:t>
       </w:r>
@@ -5583,17 +6057,32 @@
       <w:r>
         <w:rPr>
           <w:rtl w:val="0"/>
-        </w:rPr>
-        <w:t xml:space="preserve">    &lt;h2&gt;{hlavni_prinos_nadpis}&lt;/h2&gt;</w:t>
-      </w:r>
-    </w:p>
-    <w:p>
-      <w:pPr>
-        <w:pStyle w:val="Text A"/>
-      </w:pPr>
-      <w:r>
-        <w:rPr>
-          <w:rtl w:val="0"/>
+          <w:lang w:val="en-US"/>
+        </w:rPr>
+        <w:t xml:space="preserve">   </w:t>
+      </w:r>
+      <w:r>
+        <w:rPr>
+          <w:rtl w:val="0"/>
+        </w:rPr>
+        <w:t xml:space="preserve"> </w:t>
+      </w:r>
+      <w:r>
+        <w:rPr>
+          <w:rtl w:val="0"/>
+          <w:lang w:val="en-US"/>
+        </w:rPr>
+        <w:t>&lt;h2&gt;Why play this game&lt;/h2&gt;</w:t>
+      </w:r>
+    </w:p>
+    <w:p>
+      <w:pPr>
+        <w:pStyle w:val="Text A"/>
+      </w:pPr>
+      <w:r>
+        <w:rPr>
+          <w:rtl w:val="0"/>
+          <w:lang w:val="en-US"/>
         </w:rPr>
         <w:t xml:space="preserve">    &lt;ul class="points-list"&gt;</w:t>
       </w:r>
@@ -5605,6 +6094,7 @@
       <w:r>
         <w:rPr>
           <w:rtl w:val="0"/>
+          <w:lang w:val="en-US"/>
         </w:rPr>
         <w:t xml:space="preserve">      &lt;li&gt;{hlavni_prodejni_point_1}&lt;/li&gt;</w:t>
       </w:r>
@@ -5616,6 +6106,7 @@
       <w:r>
         <w:rPr>
           <w:rtl w:val="0"/>
+          <w:lang w:val="en-US"/>
         </w:rPr>
         <w:t xml:space="preserve">      &lt;li&gt;{hlavni_prodejni_point_2}&lt;/li&gt;</w:t>
       </w:r>
@@ -5627,6 +6118,7 @@
       <w:r>
         <w:rPr>
           <w:rtl w:val="0"/>
+          <w:lang w:val="en-US"/>
         </w:rPr>
         <w:t xml:space="preserve">      &lt;li&gt;{hlavni_prodejni_point_3}&lt;/li&gt;</w:t>
       </w:r>
@@ -5638,6 +6130,7 @@
       <w:r>
         <w:rPr>
           <w:rtl w:val="0"/>
+          <w:lang w:val="en-US"/>
         </w:rPr>
         <w:t xml:space="preserve">    &lt;/ul&gt;</w:t>
       </w:r>
@@ -5649,6 +6142,7 @@
       <w:r>
         <w:rPr>
           <w:rtl w:val="0"/>
+          <w:lang w:val="en-US"/>
         </w:rPr>
         <w:t xml:space="preserve">  &lt;/section&gt;</w:t>
       </w:r>
@@ -5665,6 +6159,7 @@
       <w:r>
         <w:rPr>
           <w:rtl w:val="0"/>
+          <w:lang w:val="en-US"/>
         </w:rPr>
         <w:t xml:space="preserve">  &lt;div class="content-grid"&gt;</w:t>
       </w:r>
@@ -5681,6 +6176,7 @@
       <w:r>
         <w:rPr>
           <w:rtl w:val="0"/>
+          <w:lang w:val="en-US"/>
         </w:rPr>
         <w:t xml:space="preserve">    &lt;section class="section-card"&gt;</w:t>
       </w:r>
@@ -5692,6 +6188,7 @@
       <w:r>
         <w:rPr>
           <w:rtl w:val="0"/>
+          <w:lang w:val="en-US"/>
         </w:rPr>
         <w:t xml:space="preserve">      &lt;h2&gt;{sekce_o_hre_nadpis}&lt;/h2&gt;</w:t>
       </w:r>
@@ -5708,6 +6205,7 @@
       <w:r>
         <w:rPr>
           <w:rtl w:val="0"/>
+          <w:lang w:val="en-US"/>
         </w:rPr>
         <w:t xml:space="preserve">      &lt;div class="story-split"&gt;</w:t>
       </w:r>
@@ -5719,6 +6217,7 @@
       <w:r>
         <w:rPr>
           <w:rtl w:val="0"/>
+          <w:lang w:val="en-US"/>
         </w:rPr>
         <w:t xml:space="preserve">        &lt;div class="story-text"&gt;</w:t>
       </w:r>
@@ -5730,6 +6229,7 @@
       <w:r>
         <w:rPr>
           <w:rtl w:val="0"/>
+          <w:lang w:val="en-US"/>
         </w:rPr>
         <w:t xml:space="preserve">          &lt;p&gt;{sekce_o_hre_text}&lt;/p&gt;</w:t>
       </w:r>
@@ -5741,6 +6241,7 @@
       <w:r>
         <w:rPr>
           <w:rtl w:val="0"/>
+          <w:lang w:val="en-US"/>
         </w:rPr>
         <w:t xml:space="preserve">        &lt;/div&gt;</w:t>
       </w:r>
@@ -5757,6 +6258,7 @@
       <w:r>
         <w:rPr>
           <w:rtl w:val="0"/>
+          <w:lang w:val="en-US"/>
         </w:rPr>
         <w:t xml:space="preserve">        &lt;div class="story-media"&gt;</w:t>
       </w:r>
@@ -5768,6 +6270,7 @@
       <w:r>
         <w:rPr>
           <w:rtl w:val="0"/>
+          <w:lang w:val="en-US"/>
         </w:rPr>
         <w:t xml:space="preserve">          &lt;div class="story-image"&gt;</w:t>
       </w:r>
@@ -5779,6 +6282,7 @@
       <w:r>
         <w:rPr>
           <w:rtl w:val="0"/>
+          <w:lang w:val="en-US"/>
         </w:rPr>
         <w:t xml:space="preserve">            &lt;img src="{img1_src}" alt="{img1_alt}"&gt;</w:t>
       </w:r>
@@ -5790,6 +6294,7 @@
       <w:r>
         <w:rPr>
           <w:rtl w:val="0"/>
+          <w:lang w:val="en-US"/>
         </w:rPr>
         <w:t xml:space="preserve">          &lt;/div&gt;</w:t>
       </w:r>
@@ -5801,6 +6306,7 @@
       <w:r>
         <w:rPr>
           <w:rtl w:val="0"/>
+          <w:lang w:val="en-US"/>
         </w:rPr>
         <w:t xml:space="preserve">          &lt;div class="story-note"&gt;</w:t>
       </w:r>
@@ -5812,6 +6318,7 @@
       <w:r>
         <w:rPr>
           <w:rtl w:val="0"/>
+          <w:lang w:val="en-US"/>
         </w:rPr>
         <w:t xml:space="preserve">            &lt;strong&gt;{img1_note_title}&lt;/strong&gt;</w:t>
       </w:r>
@@ -5823,6 +6330,7 @@
       <w:r>
         <w:rPr>
           <w:rtl w:val="0"/>
+          <w:lang w:val="en-US"/>
         </w:rPr>
         <w:t xml:space="preserve">            &lt;span&gt;{img1_note_text}&lt;/span&gt;</w:t>
       </w:r>
@@ -5834,6 +6342,7 @@
       <w:r>
         <w:rPr>
           <w:rtl w:val="0"/>
+          <w:lang w:val="en-US"/>
         </w:rPr>
         <w:t xml:space="preserve">          &lt;/div&gt;</w:t>
       </w:r>
@@ -5845,6 +6354,7 @@
       <w:r>
         <w:rPr>
           <w:rtl w:val="0"/>
+          <w:lang w:val="en-US"/>
         </w:rPr>
         <w:t xml:space="preserve">        &lt;/div&gt;</w:t>
       </w:r>
@@ -5856,6 +6366,7 @@
       <w:r>
         <w:rPr>
           <w:rtl w:val="0"/>
+          <w:lang w:val="en-US"/>
         </w:rPr>
         <w:t xml:space="preserve">      &lt;/div&gt;</w:t>
       </w:r>
@@ -5867,6 +6378,7 @@
       <w:r>
         <w:rPr>
           <w:rtl w:val="0"/>
+          <w:lang w:val="en-US"/>
         </w:rPr>
         <w:t xml:space="preserve">    &lt;/section&gt;</w:t>
       </w:r>
@@ -5883,6 +6395,7 @@
       <w:r>
         <w:rPr>
           <w:rtl w:val="0"/>
+          <w:lang w:val="en-US"/>
         </w:rPr>
         <w:t xml:space="preserve">    &lt;section class="section-card"&gt;</w:t>
       </w:r>
@@ -5894,6 +6407,7 @@
       <w:r>
         <w:rPr>
           <w:rtl w:val="0"/>
+          <w:lang w:val="en-US"/>
         </w:rPr>
         <w:t xml:space="preserve">      &lt;h2&gt;{sekce_jak_se_hraje_nadpis}&lt;/h2&gt;</w:t>
       </w:r>
@@ -5905,6 +6419,7 @@
       <w:r>
         <w:rPr>
           <w:rtl w:val="0"/>
+          <w:lang w:val="en-US"/>
         </w:rPr>
         <w:t xml:space="preserve">      &lt;ul&gt;</w:t>
       </w:r>
@@ -5916,6 +6431,7 @@
       <w:r>
         <w:rPr>
           <w:rtl w:val="0"/>
+          <w:lang w:val="en-US"/>
         </w:rPr>
         <w:t xml:space="preserve">        &lt;li&gt;{jak_se_hraje_bod1}&lt;/li&gt;</w:t>
       </w:r>
@@ -5927,6 +6443,7 @@
       <w:r>
         <w:rPr>
           <w:rtl w:val="0"/>
+          <w:lang w:val="en-US"/>
         </w:rPr>
         <w:t xml:space="preserve">        &lt;li&gt;{jak_se_hraje_bod2}&lt;/li&gt;</w:t>
       </w:r>
@@ -5938,6 +6455,7 @@
       <w:r>
         <w:rPr>
           <w:rtl w:val="0"/>
+          <w:lang w:val="en-US"/>
         </w:rPr>
         <w:t xml:space="preserve">        &lt;li&gt;{jak_se_hraje_bod3}&lt;/li&gt;</w:t>
       </w:r>
@@ -5949,6 +6467,7 @@
       <w:r>
         <w:rPr>
           <w:rtl w:val="0"/>
+          <w:lang w:val="en-US"/>
         </w:rPr>
         <w:t xml:space="preserve">        &lt;li&gt;{jak_se_hraje_bod4}&lt;/li&gt;</w:t>
       </w:r>
@@ -5960,6 +6479,7 @@
       <w:r>
         <w:rPr>
           <w:rtl w:val="0"/>
+          <w:lang w:val="en-US"/>
         </w:rPr>
         <w:t xml:space="preserve">      &lt;/ul&gt;</w:t>
       </w:r>
@@ -5971,6 +6491,7 @@
       <w:r>
         <w:rPr>
           <w:rtl w:val="0"/>
+          <w:lang w:val="en-US"/>
         </w:rPr>
         <w:t xml:space="preserve">    &lt;/section&gt;</w:t>
       </w:r>
@@ -5987,6 +6508,7 @@
       <w:r>
         <w:rPr>
           <w:rtl w:val="0"/>
+          <w:lang w:val="en-US"/>
         </w:rPr>
         <w:t xml:space="preserve">    &lt;section class="section-card"&gt;</w:t>
       </w:r>
@@ -5998,6 +6520,7 @@
       <w:r>
         <w:rPr>
           <w:rtl w:val="0"/>
+          <w:lang w:val="en-US"/>
         </w:rPr>
         <w:t xml:space="preserve">      &lt;h2&gt;{sekce_proc_bavi_nadpis}&lt;/h2&gt;</w:t>
       </w:r>
@@ -6009,6 +6532,7 @@
       <w:r>
         <w:rPr>
           <w:rtl w:val="0"/>
+          <w:lang w:val="en-US"/>
         </w:rPr>
         <w:t xml:space="preserve">      &lt;p&gt;{sekce_proc_bavi_text}&lt;/p&gt;</w:t>
       </w:r>
@@ -6020,6 +6544,7 @@
       <w:r>
         <w:rPr>
           <w:rtl w:val="0"/>
+          <w:lang w:val="en-US"/>
         </w:rPr>
         <w:t xml:space="preserve">    &lt;/section&gt;</w:t>
       </w:r>
@@ -6036,6 +6561,7 @@
       <w:r>
         <w:rPr>
           <w:rtl w:val="0"/>
+          <w:lang w:val="en-US"/>
         </w:rPr>
         <w:t xml:space="preserve">    &lt;section class="section-card"&gt;</w:t>
       </w:r>
@@ -6047,6 +6573,7 @@
       <w:r>
         <w:rPr>
           <w:rtl w:val="0"/>
+          <w:lang w:val="en-US"/>
         </w:rPr>
         <w:t xml:space="preserve">      &lt;h2&gt;{sekce_pro_koho_nadpis}&lt;/h2&gt;</w:t>
       </w:r>
@@ -6058,6 +6585,7 @@
       <w:r>
         <w:rPr>
           <w:rtl w:val="0"/>
+          <w:lang w:val="en-US"/>
         </w:rPr>
         <w:t xml:space="preserve">      &lt;p style="margin-top:0; margin-bottom:16px;"&gt;{doporuceni_pro_koho}&lt;/p&gt;</w:t>
       </w:r>
@@ -6069,6 +6597,7 @@
       <w:r>
         <w:rPr>
           <w:rtl w:val="0"/>
+          <w:lang w:val="en-US"/>
         </w:rPr>
         <w:t xml:space="preserve">      &lt;ul&gt;</w:t>
       </w:r>
@@ -6080,6 +6609,7 @@
       <w:r>
         <w:rPr>
           <w:rtl w:val="0"/>
+          <w:lang w:val="en-US"/>
         </w:rPr>
         <w:t xml:space="preserve">        &lt;li&gt;{pro_koho_bod1}&lt;/li&gt;</w:t>
       </w:r>
@@ -6091,6 +6621,7 @@
       <w:r>
         <w:rPr>
           <w:rtl w:val="0"/>
+          <w:lang w:val="en-US"/>
         </w:rPr>
         <w:t xml:space="preserve">        &lt;li&gt;{pro_koho_bod2}&lt;/li&gt;</w:t>
       </w:r>
@@ -6102,6 +6633,7 @@
       <w:r>
         <w:rPr>
           <w:rtl w:val="0"/>
+          <w:lang w:val="en-US"/>
         </w:rPr>
         <w:t xml:space="preserve">        &lt;li&gt;{pro_koho_bod3}&lt;/li&gt;</w:t>
       </w:r>
@@ -6113,6 +6645,7 @@
       <w:r>
         <w:rPr>
           <w:rtl w:val="0"/>
+          <w:lang w:val="en-US"/>
         </w:rPr>
         <w:t xml:space="preserve">      &lt;/ul&gt;</w:t>
       </w:r>
@@ -6124,6 +6657,7 @@
       <w:r>
         <w:rPr>
           <w:rtl w:val="0"/>
+          <w:lang w:val="en-US"/>
         </w:rPr>
         <w:t xml:space="preserve">    &lt;/section&gt;</w:t>
       </w:r>
@@ -6140,6 +6674,7 @@
       <w:r>
         <w:rPr>
           <w:rtl w:val="0"/>
+          <w:lang w:val="en-US"/>
         </w:rPr>
         <w:t xml:space="preserve">    &lt;div class="soft-divider"&gt;&lt;/div&gt;</w:t>
       </w:r>
@@ -6156,6 +6691,7 @@
       <w:r>
         <w:rPr>
           <w:rtl w:val="0"/>
+          <w:lang w:val="en-US"/>
         </w:rPr>
         <w:t xml:space="preserve">    &lt;div class="full-bleed-image"&gt;</w:t>
       </w:r>
@@ -6167,6 +6703,7 @@
       <w:r>
         <w:rPr>
           <w:rtl w:val="0"/>
+          <w:lang w:val="en-US"/>
         </w:rPr>
         <w:t xml:space="preserve">      &lt;img src="{img2_src}" alt="{img2_alt}"&gt;</w:t>
       </w:r>
@@ -6178,6 +6715,7 @@
       <w:r>
         <w:rPr>
           <w:rtl w:val="0"/>
+          <w:lang w:val="en-US"/>
         </w:rPr>
         <w:t xml:space="preserve">    &lt;/div&gt;</w:t>
       </w:r>
@@ -6194,6 +6732,7 @@
       <w:r>
         <w:rPr>
           <w:rtl w:val="0"/>
+          <w:lang w:val="en-US"/>
         </w:rPr>
         <w:t xml:space="preserve">    &lt;section class="section-card"&gt;</w:t>
       </w:r>
@@ -6205,6 +6744,7 @@
       <w:r>
         <w:rPr>
           <w:rtl w:val="0"/>
+          <w:lang w:val="en-US"/>
         </w:rPr>
         <w:t xml:space="preserve">      &lt;h2&gt;{sekce_obsah_baleni_nadpis}&lt;/h2&gt;</w:t>
       </w:r>
@@ -6216,6 +6756,7 @@
       <w:r>
         <w:rPr>
           <w:rtl w:val="0"/>
+          <w:lang w:val="en-US"/>
         </w:rPr>
         <w:t xml:space="preserve">      &lt;p&gt;{sekce_obsah_baleni_text}&lt;/p&gt;</w:t>
       </w:r>
@@ -6227,6 +6768,7 @@
       <w:r>
         <w:rPr>
           <w:rtl w:val="0"/>
+          <w:lang w:val="en-US"/>
         </w:rPr>
         <w:t xml:space="preserve">    &lt;/section&gt;</w:t>
       </w:r>
@@ -6243,6 +6785,7 @@
       <w:r>
         <w:rPr>
           <w:rtl w:val="0"/>
+          <w:lang w:val="en-US"/>
         </w:rPr>
         <w:t xml:space="preserve">    &lt;section class="table-card"&gt;</w:t>
       </w:r>
@@ -6254,6 +6797,7 @@
       <w:r>
         <w:rPr>
           <w:rtl w:val="0"/>
+          <w:lang w:val="en-US"/>
         </w:rPr>
         <w:t xml:space="preserve">      &lt;h2&gt;{sekce_parametry_nadpis}&lt;/h2&gt;</w:t>
       </w:r>
@@ -6265,6 +6809,7 @@
       <w:r>
         <w:rPr>
           <w:rtl w:val="0"/>
+          <w:lang w:val="en-US"/>
         </w:rPr>
         <w:t xml:space="preserve">      &lt;div class="clean-table-wrap"&gt;</w:t>
       </w:r>
@@ -6276,6 +6821,7 @@
       <w:r>
         <w:rPr>
           <w:rtl w:val="0"/>
+          <w:lang w:val="en-US"/>
         </w:rPr>
         <w:t xml:space="preserve">        &lt;table class="clean-table"&gt;</w:t>
       </w:r>
@@ -6287,6 +6833,7 @@
       <w:r>
         <w:rPr>
           <w:rtl w:val="0"/>
+          <w:lang w:val="en-US"/>
         </w:rPr>
         <w:t xml:space="preserve">          &lt;thead&gt;</w:t>
       </w:r>
@@ -6298,6 +6845,7 @@
       <w:r>
         <w:rPr>
           <w:rtl w:val="0"/>
+          <w:lang w:val="en-US"/>
         </w:rPr>
         <w:t xml:space="preserve">            &lt;tr&gt;</w:t>
       </w:r>
@@ -6309,6 +6857,7 @@
       <w:r>
         <w:rPr>
           <w:rtl w:val="0"/>
+          <w:lang w:val="en-US"/>
         </w:rPr>
         <w:t xml:space="preserve">              &lt;th&gt;Parameter&lt;/th&gt;</w:t>
       </w:r>
@@ -6320,6 +6869,7 @@
       <w:r>
         <w:rPr>
           <w:rtl w:val="0"/>
+          <w:lang w:val="en-US"/>
         </w:rPr>
         <w:t xml:space="preserve">              &lt;th&gt;Value&lt;/th&gt;</w:t>
       </w:r>
@@ -6331,6 +6881,7 @@
       <w:r>
         <w:rPr>
           <w:rtl w:val="0"/>
+          <w:lang w:val="en-US"/>
         </w:rPr>
         <w:t xml:space="preserve">            &lt;/tr&gt;</w:t>
       </w:r>
@@ -6342,6 +6893,7 @@
       <w:r>
         <w:rPr>
           <w:rtl w:val="0"/>
+          <w:lang w:val="en-US"/>
         </w:rPr>
         <w:t xml:space="preserve">          &lt;/thead&gt;</w:t>
       </w:r>
@@ -6353,6 +6905,7 @@
       <w:r>
         <w:rPr>
           <w:rtl w:val="0"/>
+          <w:lang w:val="en-US"/>
         </w:rPr>
         <w:t xml:space="preserve">          &lt;tbody&gt;</w:t>
       </w:r>
@@ -6364,6 +6917,7 @@
       <w:r>
         <w:rPr>
           <w:rtl w:val="0"/>
+          <w:lang w:val="en-US"/>
         </w:rPr>
         <w:t xml:space="preserve">            &lt;tr&gt;</w:t>
       </w:r>
@@ -6375,6 +6929,7 @@
       <w:r>
         <w:rPr>
           <w:rtl w:val="0"/>
+          <w:lang w:val="en-US"/>
         </w:rPr>
         <w:t xml:space="preserve">              &lt;td&gt;{parametr1_label}&lt;/td&gt;</w:t>
       </w:r>
@@ -6386,6 +6941,7 @@
       <w:r>
         <w:rPr>
           <w:rtl w:val="0"/>
+          <w:lang w:val="en-US"/>
         </w:rPr>
         <w:t xml:space="preserve">              &lt;td&gt;{parametr1_text}&lt;/td&gt;</w:t>
       </w:r>
@@ -6397,6 +6953,7 @@
       <w:r>
         <w:rPr>
           <w:rtl w:val="0"/>
+          <w:lang w:val="en-US"/>
         </w:rPr>
         <w:t xml:space="preserve">            &lt;/tr&gt;</w:t>
       </w:r>
@@ -6408,6 +6965,7 @@
       <w:r>
         <w:rPr>
           <w:rtl w:val="0"/>
+          <w:lang w:val="en-US"/>
         </w:rPr>
         <w:t xml:space="preserve">            &lt;tr&gt;</w:t>
       </w:r>
@@ -6419,6 +6977,7 @@
       <w:r>
         <w:rPr>
           <w:rtl w:val="0"/>
+          <w:lang w:val="en-US"/>
         </w:rPr>
         <w:t xml:space="preserve">              &lt;td&gt;{parametr2_label}&lt;/td&gt;</w:t>
       </w:r>
@@ -6430,6 +6989,7 @@
       <w:r>
         <w:rPr>
           <w:rtl w:val="0"/>
+          <w:lang w:val="en-US"/>
         </w:rPr>
         <w:t xml:space="preserve">              &lt;td&gt;{parametr2_text}&lt;/td&gt;</w:t>
       </w:r>
@@ -6441,6 +7001,7 @@
       <w:r>
         <w:rPr>
           <w:rtl w:val="0"/>
+          <w:lang w:val="en-US"/>
         </w:rPr>
         <w:t xml:space="preserve">            &lt;/tr&gt;</w:t>
       </w:r>
@@ -6452,6 +7013,7 @@
       <w:r>
         <w:rPr>
           <w:rtl w:val="0"/>
+          <w:lang w:val="en-US"/>
         </w:rPr>
         <w:t xml:space="preserve">            &lt;tr&gt;</w:t>
       </w:r>
@@ -6463,6 +7025,7 @@
       <w:r>
         <w:rPr>
           <w:rtl w:val="0"/>
+          <w:lang w:val="en-US"/>
         </w:rPr>
         <w:t xml:space="preserve">              &lt;td&gt;{parametr3_label}&lt;/td&gt;</w:t>
       </w:r>
@@ -6474,6 +7037,7 @@
       <w:r>
         <w:rPr>
           <w:rtl w:val="0"/>
+          <w:lang w:val="en-US"/>
         </w:rPr>
         <w:t xml:space="preserve">              &lt;td&gt;{parametr3_text}&lt;/td&gt;</w:t>
       </w:r>
@@ -6485,6 +7049,7 @@
       <w:r>
         <w:rPr>
           <w:rtl w:val="0"/>
+          <w:lang w:val="en-US"/>
         </w:rPr>
         <w:t xml:space="preserve">            &lt;/tr&gt;</w:t>
       </w:r>
@@ -6496,6 +7061,7 @@
       <w:r>
         <w:rPr>
           <w:rtl w:val="0"/>
+          <w:lang w:val="en-US"/>
         </w:rPr>
         <w:t xml:space="preserve">            &lt;tr&gt;</w:t>
       </w:r>
@@ -6507,6 +7073,7 @@
       <w:r>
         <w:rPr>
           <w:rtl w:val="0"/>
+          <w:lang w:val="en-US"/>
         </w:rPr>
         <w:t xml:space="preserve">              &lt;td&gt;{parametr4_label}&lt;/td&gt;</w:t>
       </w:r>
@@ -6518,6 +7085,7 @@
       <w:r>
         <w:rPr>
           <w:rtl w:val="0"/>
+          <w:lang w:val="en-US"/>
         </w:rPr>
         <w:t xml:space="preserve">              &lt;td&gt;{parametr4_text}&lt;/td&gt;</w:t>
       </w:r>
@@ -6529,6 +7097,7 @@
       <w:r>
         <w:rPr>
           <w:rtl w:val="0"/>
+          <w:lang w:val="en-US"/>
         </w:rPr>
         <w:t xml:space="preserve">            &lt;/tr&gt;</w:t>
       </w:r>
@@ -6540,6 +7109,7 @@
       <w:r>
         <w:rPr>
           <w:rtl w:val="0"/>
+          <w:lang w:val="en-US"/>
         </w:rPr>
         <w:t xml:space="preserve">          &lt;/tbody&gt;</w:t>
       </w:r>
@@ -6551,6 +7121,7 @@
       <w:r>
         <w:rPr>
           <w:rtl w:val="0"/>
+          <w:lang w:val="en-US"/>
         </w:rPr>
         <w:t xml:space="preserve">        &lt;/table&gt;</w:t>
       </w:r>
@@ -6562,6 +7133,7 @@
       <w:r>
         <w:rPr>
           <w:rtl w:val="0"/>
+          <w:lang w:val="en-US"/>
         </w:rPr>
         <w:t xml:space="preserve">      &lt;/div&gt;</w:t>
       </w:r>
@@ -6573,6 +7145,7 @@
       <w:r>
         <w:rPr>
           <w:rtl w:val="0"/>
+          <w:lang w:val="en-US"/>
         </w:rPr>
         <w:t xml:space="preserve">    &lt;/section&gt;</w:t>
       </w:r>
@@ -6589,6 +7162,7 @@
       <w:r>
         <w:rPr>
           <w:rtl w:val="0"/>
+          <w:lang w:val="en-US"/>
         </w:rPr>
         <w:t xml:space="preserve">    &lt;section class="table-card"&gt;</w:t>
       </w:r>
@@ -6600,6 +7174,7 @@
       <w:r>
         <w:rPr>
           <w:rtl w:val="0"/>
+          <w:lang w:val="en-US"/>
         </w:rPr>
         <w:t xml:space="preserve">      &lt;h2&gt;{sekce_co_potrebujete_nadpis}&lt;/h2&gt;</w:t>
       </w:r>
@@ -6611,6 +7186,7 @@
       <w:r>
         <w:rPr>
           <w:rtl w:val="0"/>
+          <w:lang w:val="en-US"/>
         </w:rPr>
         <w:t xml:space="preserve">      &lt;div class="clean-table-wrap"&gt;</w:t>
       </w:r>
@@ -6622,6 +7198,7 @@
       <w:r>
         <w:rPr>
           <w:rtl w:val="0"/>
+          <w:lang w:val="en-US"/>
         </w:rPr>
         <w:t xml:space="preserve">        &lt;table class="clean-table"&gt;</w:t>
       </w:r>
@@ -6633,6 +7210,7 @@
       <w:r>
         <w:rPr>
           <w:rtl w:val="0"/>
+          <w:lang w:val="en-US"/>
         </w:rPr>
         <w:t xml:space="preserve">          &lt;thead&gt;</w:t>
       </w:r>
@@ -6644,6 +7222,7 @@
       <w:r>
         <w:rPr>
           <w:rtl w:val="0"/>
+          <w:lang w:val="en-US"/>
         </w:rPr>
         <w:t xml:space="preserve">            &lt;tr&gt;</w:t>
       </w:r>
@@ -6655,6 +7234,7 @@
       <w:r>
         <w:rPr>
           <w:rtl w:val="0"/>
+          <w:lang w:val="en-US"/>
         </w:rPr>
         <w:t xml:space="preserve">              &lt;th&gt;Good to know&lt;/th&gt;</w:t>
       </w:r>
@@ -6666,6 +7246,7 @@
       <w:r>
         <w:rPr>
           <w:rtl w:val="0"/>
+          <w:lang w:val="en-US"/>
         </w:rPr>
         <w:t xml:space="preserve">              &lt;th&gt;Why&lt;/th&gt;</w:t>
       </w:r>
@@ -6677,6 +7258,7 @@
       <w:r>
         <w:rPr>
           <w:rtl w:val="0"/>
+          <w:lang w:val="en-US"/>
         </w:rPr>
         <w:t xml:space="preserve">            &lt;/tr&gt;</w:t>
       </w:r>
@@ -6688,6 +7270,7 @@
       <w:r>
         <w:rPr>
           <w:rtl w:val="0"/>
+          <w:lang w:val="en-US"/>
         </w:rPr>
         <w:t xml:space="preserve">          &lt;/thead&gt;</w:t>
       </w:r>
@@ -6699,6 +7282,7 @@
       <w:r>
         <w:rPr>
           <w:rtl w:val="0"/>
+          <w:lang w:val="en-US"/>
         </w:rPr>
         <w:t xml:space="preserve">          &lt;tbody&gt;</w:t>
       </w:r>
@@ -6710,6 +7294,7 @@
       <w:r>
         <w:rPr>
           <w:rtl w:val="0"/>
+          <w:lang w:val="en-US"/>
         </w:rPr>
         <w:t xml:space="preserve">            &lt;tr&gt;</w:t>
       </w:r>
@@ -6721,6 +7306,7 @@
       <w:r>
         <w:rPr>
           <w:rtl w:val="0"/>
+          <w:lang w:val="en-US"/>
         </w:rPr>
         <w:t xml:space="preserve">              &lt;td&gt;{pozadavek1_label}&lt;/td&gt;</w:t>
       </w:r>
@@ -6732,6 +7318,7 @@
       <w:r>
         <w:rPr>
           <w:rtl w:val="0"/>
+          <w:lang w:val="en-US"/>
         </w:rPr>
         <w:t xml:space="preserve">              &lt;td&gt;{pozadavek1_text}&lt;/td&gt;</w:t>
       </w:r>
@@ -6743,6 +7330,7 @@
       <w:r>
         <w:rPr>
           <w:rtl w:val="0"/>
+          <w:lang w:val="en-US"/>
         </w:rPr>
         <w:t xml:space="preserve">            &lt;/tr&gt;</w:t>
       </w:r>
@@ -6754,6 +7342,7 @@
       <w:r>
         <w:rPr>
           <w:rtl w:val="0"/>
+          <w:lang w:val="en-US"/>
         </w:rPr>
         <w:t xml:space="preserve">            &lt;tr&gt;</w:t>
       </w:r>
@@ -6765,6 +7354,7 @@
       <w:r>
         <w:rPr>
           <w:rtl w:val="0"/>
+          <w:lang w:val="en-US"/>
         </w:rPr>
         <w:t xml:space="preserve">              &lt;td&gt;{pozadavek2_label}&lt;/td&gt;</w:t>
       </w:r>
@@ -6776,6 +7366,7 @@
       <w:r>
         <w:rPr>
           <w:rtl w:val="0"/>
+          <w:lang w:val="en-US"/>
         </w:rPr>
         <w:t xml:space="preserve">              &lt;td&gt;{pozadavek2_text}&lt;/td&gt;</w:t>
       </w:r>
@@ -6787,6 +7378,7 @@
       <w:r>
         <w:rPr>
           <w:rtl w:val="0"/>
+          <w:lang w:val="en-US"/>
         </w:rPr>
         <w:t xml:space="preserve">            &lt;/tr&gt;</w:t>
       </w:r>
@@ -6798,6 +7390,7 @@
       <w:r>
         <w:rPr>
           <w:rtl w:val="0"/>
+          <w:lang w:val="en-US"/>
         </w:rPr>
         <w:t xml:space="preserve">            &lt;tr&gt;</w:t>
       </w:r>
@@ -6809,6 +7402,7 @@
       <w:r>
         <w:rPr>
           <w:rtl w:val="0"/>
+          <w:lang w:val="en-US"/>
         </w:rPr>
         <w:t xml:space="preserve">              &lt;td&gt;{pozadavek3_label}&lt;/td&gt;</w:t>
       </w:r>
@@ -6820,6 +7414,7 @@
       <w:r>
         <w:rPr>
           <w:rtl w:val="0"/>
+          <w:lang w:val="en-US"/>
         </w:rPr>
         <w:t xml:space="preserve">              &lt;td&gt;{pozadavek3_text}&lt;/td&gt;</w:t>
       </w:r>
@@ -6831,6 +7426,7 @@
       <w:r>
         <w:rPr>
           <w:rtl w:val="0"/>
+          <w:lang w:val="en-US"/>
         </w:rPr>
         <w:t xml:space="preserve">            &lt;/tr&gt;</w:t>
       </w:r>
@@ -6842,6 +7438,7 @@
       <w:r>
         <w:rPr>
           <w:rtl w:val="0"/>
+          <w:lang w:val="en-US"/>
         </w:rPr>
         <w:t xml:space="preserve">          &lt;/tbody&gt;</w:t>
       </w:r>
@@ -6853,6 +7450,7 @@
       <w:r>
         <w:rPr>
           <w:rtl w:val="0"/>
+          <w:lang w:val="en-US"/>
         </w:rPr>
         <w:t xml:space="preserve">        &lt;/table&gt;</w:t>
       </w:r>
@@ -6864,6 +7462,7 @@
       <w:r>
         <w:rPr>
           <w:rtl w:val="0"/>
+          <w:lang w:val="en-US"/>
         </w:rPr>
         <w:t xml:space="preserve">      &lt;/div&gt;</w:t>
       </w:r>
@@ -6875,6 +7474,7 @@
       <w:r>
         <w:rPr>
           <w:rtl w:val="0"/>
+          <w:lang w:val="en-US"/>
         </w:rPr>
         <w:t xml:space="preserve">    &lt;/section&gt;</w:t>
       </w:r>
@@ -6891,6 +7491,7 @@
       <w:r>
         <w:rPr>
           <w:rtl w:val="0"/>
+          <w:lang w:val="en-US"/>
         </w:rPr>
         <w:t xml:space="preserve">    &lt;div class="duo-gallery"&gt;</w:t>
       </w:r>
@@ -6902,6 +7503,7 @@
       <w:r>
         <w:rPr>
           <w:rtl w:val="0"/>
+          <w:lang w:val="en-US"/>
         </w:rPr>
         <w:t xml:space="preserve">      &lt;div class="duo-card"&gt;</w:t>
       </w:r>
@@ -6913,6 +7515,7 @@
       <w:r>
         <w:rPr>
           <w:rtl w:val="0"/>
+          <w:lang w:val="en-US"/>
         </w:rPr>
         <w:t xml:space="preserve">        &lt;img src="{img3_src}" alt="{img3_alt}"&gt;</w:t>
       </w:r>
@@ -6924,6 +7527,7 @@
       <w:r>
         <w:rPr>
           <w:rtl w:val="0"/>
+          <w:lang w:val="en-US"/>
         </w:rPr>
         <w:t xml:space="preserve">        &lt;div class="duo-caption"&gt;</w:t>
       </w:r>
@@ -6935,6 +7539,7 @@
       <w:r>
         <w:rPr>
           <w:rtl w:val="0"/>
+          <w:lang w:val="en-US"/>
         </w:rPr>
         <w:t xml:space="preserve">          &lt;strong&gt;{img3_caption_title}&lt;/strong&gt;</w:t>
       </w:r>
@@ -6946,6 +7551,7 @@
       <w:r>
         <w:rPr>
           <w:rtl w:val="0"/>
+          <w:lang w:val="en-US"/>
         </w:rPr>
         <w:t xml:space="preserve">          &lt;span&gt;{img3_caption_text}&lt;/span&gt;</w:t>
       </w:r>
@@ -6957,6 +7563,7 @@
       <w:r>
         <w:rPr>
           <w:rtl w:val="0"/>
+          <w:lang w:val="en-US"/>
         </w:rPr>
         <w:t xml:space="preserve">        &lt;/div&gt;</w:t>
       </w:r>
@@ -6968,6 +7575,7 @@
       <w:r>
         <w:rPr>
           <w:rtl w:val="0"/>
+          <w:lang w:val="en-US"/>
         </w:rPr>
         <w:t xml:space="preserve">      &lt;/div&gt;</w:t>
       </w:r>
@@ -6984,6 +7592,7 @@
       <w:r>
         <w:rPr>
           <w:rtl w:val="0"/>
+          <w:lang w:val="en-US"/>
         </w:rPr>
         <w:t xml:space="preserve">      &lt;div class="duo-card"&gt;</w:t>
       </w:r>
@@ -6995,6 +7604,7 @@
       <w:r>
         <w:rPr>
           <w:rtl w:val="0"/>
+          <w:lang w:val="en-US"/>
         </w:rPr>
         <w:t xml:space="preserve">        &lt;img src="{img4_src}" alt="{img4_alt}"&gt;</w:t>
       </w:r>
@@ -7006,6 +7616,7 @@
       <w:r>
         <w:rPr>
           <w:rtl w:val="0"/>
+          <w:lang w:val="en-US"/>
         </w:rPr>
         <w:t xml:space="preserve">        &lt;div class="duo-caption"&gt;</w:t>
       </w:r>
@@ -7017,6 +7628,7 @@
       <w:r>
         <w:rPr>
           <w:rtl w:val="0"/>
+          <w:lang w:val="en-US"/>
         </w:rPr>
         <w:t xml:space="preserve">          &lt;strong&gt;{img4_caption_title}&lt;/strong&gt;</w:t>
       </w:r>
@@ -7028,6 +7640,7 @@
       <w:r>
         <w:rPr>
           <w:rtl w:val="0"/>
+          <w:lang w:val="en-US"/>
         </w:rPr>
         <w:t xml:space="preserve">          &lt;span&gt;{img4_caption_text}&lt;/span&gt;</w:t>
       </w:r>
@@ -7039,6 +7652,7 @@
       <w:r>
         <w:rPr>
           <w:rtl w:val="0"/>
+          <w:lang w:val="en-US"/>
         </w:rPr>
         <w:t xml:space="preserve">        &lt;/div&gt;</w:t>
       </w:r>
@@ -7050,6 +7664,7 @@
       <w:r>
         <w:rPr>
           <w:rtl w:val="0"/>
+          <w:lang w:val="en-US"/>
         </w:rPr>
         <w:t xml:space="preserve">      &lt;/div&gt;</w:t>
       </w:r>
@@ -7061,6 +7676,7 @@
       <w:r>
         <w:rPr>
           <w:rtl w:val="0"/>
+          <w:lang w:val="en-US"/>
         </w:rPr>
         <w:t xml:space="preserve">    &lt;/div&gt;</w:t>
       </w:r>
@@ -7077,6 +7693,7 @@
       <w:r>
         <w:rPr>
           <w:rtl w:val="0"/>
+          <w:lang w:val="en-US"/>
         </w:rPr>
         <w:t xml:space="preserve">    &lt;section class="table-card"&gt;</w:t>
       </w:r>
@@ -7088,6 +7705,7 @@
       <w:r>
         <w:rPr>
           <w:rtl w:val="0"/>
+          <w:lang w:val="en-US"/>
         </w:rPr>
         <w:t xml:space="preserve">      &lt;h2&gt;{sekce_faq_nadpis}&lt;/h2&gt;</w:t>
       </w:r>
@@ -7099,6 +7717,7 @@
       <w:r>
         <w:rPr>
           <w:rtl w:val="0"/>
+          <w:lang w:val="en-US"/>
         </w:rPr>
         <w:t xml:space="preserve">      &lt;div class="clean-table-wrap"&gt;</w:t>
       </w:r>
@@ -7110,6 +7729,7 @@
       <w:r>
         <w:rPr>
           <w:rtl w:val="0"/>
+          <w:lang w:val="en-US"/>
         </w:rPr>
         <w:t xml:space="preserve">        &lt;table class="clean-table"&gt;</w:t>
       </w:r>
@@ -7121,6 +7741,7 @@
       <w:r>
         <w:rPr>
           <w:rtl w:val="0"/>
+          <w:lang w:val="en-US"/>
         </w:rPr>
         <w:t xml:space="preserve">          &lt;thead&gt;</w:t>
       </w:r>
@@ -7132,6 +7753,7 @@
       <w:r>
         <w:rPr>
           <w:rtl w:val="0"/>
+          <w:lang w:val="en-US"/>
         </w:rPr>
         <w:t xml:space="preserve">            &lt;tr&gt;</w:t>
       </w:r>
@@ -7143,6 +7765,7 @@
       <w:r>
         <w:rPr>
           <w:rtl w:val="0"/>
+          <w:lang w:val="en-US"/>
         </w:rPr>
         <w:t xml:space="preserve">              &lt;th&gt;Question&lt;/th&gt;</w:t>
       </w:r>
@@ -7154,6 +7777,7 @@
       <w:r>
         <w:rPr>
           <w:rtl w:val="0"/>
+          <w:lang w:val="en-US"/>
         </w:rPr>
         <w:t xml:space="preserve">              &lt;th&gt;Answer&lt;/th&gt;</w:t>
       </w:r>
@@ -7165,6 +7789,7 @@
       <w:r>
         <w:rPr>
           <w:rtl w:val="0"/>
+          <w:lang w:val="en-US"/>
         </w:rPr>
         <w:t xml:space="preserve">            &lt;/tr&gt;</w:t>
       </w:r>
@@ -7176,6 +7801,7 @@
       <w:r>
         <w:rPr>
           <w:rtl w:val="0"/>
+          <w:lang w:val="en-US"/>
         </w:rPr>
         <w:t xml:space="preserve">          &lt;/thead&gt;</w:t>
       </w:r>
@@ -7187,6 +7813,7 @@
       <w:r>
         <w:rPr>
           <w:rtl w:val="0"/>
+          <w:lang w:val="en-US"/>
         </w:rPr>
         <w:t xml:space="preserve">          &lt;tbody&gt;</w:t>
       </w:r>
@@ -7198,6 +7825,7 @@
       <w:r>
         <w:rPr>
           <w:rtl w:val="0"/>
+          <w:lang w:val="en-US"/>
         </w:rPr>
         <w:t xml:space="preserve">            &lt;tr&gt;</w:t>
       </w:r>
@@ -7209,6 +7837,7 @@
       <w:r>
         <w:rPr>
           <w:rtl w:val="0"/>
+          <w:lang w:val="en-US"/>
         </w:rPr>
         <w:t xml:space="preserve">              &lt;td&gt;{faq_otazka1}&lt;/td&gt;</w:t>
       </w:r>
@@ -7220,6 +7849,7 @@
       <w:r>
         <w:rPr>
           <w:rtl w:val="0"/>
+          <w:lang w:val="en-US"/>
         </w:rPr>
         <w:t xml:space="preserve">              &lt;td&gt;{faq_odpoved1}&lt;/td&gt;</w:t>
       </w:r>
@@ -7231,6 +7861,7 @@
       <w:r>
         <w:rPr>
           <w:rtl w:val="0"/>
+          <w:lang w:val="en-US"/>
         </w:rPr>
         <w:t xml:space="preserve">            &lt;/tr&gt;</w:t>
       </w:r>
@@ -7242,6 +7873,7 @@
       <w:r>
         <w:rPr>
           <w:rtl w:val="0"/>
+          <w:lang w:val="en-US"/>
         </w:rPr>
         <w:t xml:space="preserve">            &lt;tr&gt;</w:t>
       </w:r>
@@ -7253,6 +7885,7 @@
       <w:r>
         <w:rPr>
           <w:rtl w:val="0"/>
+          <w:lang w:val="en-US"/>
         </w:rPr>
         <w:t xml:space="preserve">              &lt;td&gt;{faq_otazka2}&lt;/td&gt;</w:t>
       </w:r>
@@ -7264,6 +7897,7 @@
       <w:r>
         <w:rPr>
           <w:rtl w:val="0"/>
+          <w:lang w:val="en-US"/>
         </w:rPr>
         <w:t xml:space="preserve">              &lt;td&gt;{faq_odpoved2}&lt;/td&gt;</w:t>
       </w:r>
@@ -7275,6 +7909,7 @@
       <w:r>
         <w:rPr>
           <w:rtl w:val="0"/>
+          <w:lang w:val="en-US"/>
         </w:rPr>
         <w:t xml:space="preserve">            &lt;/tr&gt;</w:t>
       </w:r>
@@ -7286,6 +7921,7 @@
       <w:r>
         <w:rPr>
           <w:rtl w:val="0"/>
+          <w:lang w:val="en-US"/>
         </w:rPr>
         <w:t xml:space="preserve">            &lt;tr&gt;</w:t>
       </w:r>
@@ -7297,6 +7933,7 @@
       <w:r>
         <w:rPr>
           <w:rtl w:val="0"/>
+          <w:lang w:val="en-US"/>
         </w:rPr>
         <w:t xml:space="preserve">              &lt;td&gt;{faq_otazka3}&lt;/td&gt;</w:t>
       </w:r>
@@ -7308,6 +7945,7 @@
       <w:r>
         <w:rPr>
           <w:rtl w:val="0"/>
+          <w:lang w:val="en-US"/>
         </w:rPr>
         <w:t xml:space="preserve">              &lt;td&gt;{faq_odpoved3}&lt;/td&gt;</w:t>
       </w:r>
@@ -7319,6 +7957,7 @@
       <w:r>
         <w:rPr>
           <w:rtl w:val="0"/>
+          <w:lang w:val="en-US"/>
         </w:rPr>
         <w:t xml:space="preserve">            &lt;/tr&gt;</w:t>
       </w:r>
@@ -7330,6 +7969,7 @@
       <w:r>
         <w:rPr>
           <w:rtl w:val="0"/>
+          <w:lang w:val="en-US"/>
         </w:rPr>
         <w:t xml:space="preserve">            &lt;tr&gt;</w:t>
       </w:r>
@@ -7341,6 +7981,7 @@
       <w:r>
         <w:rPr>
           <w:rtl w:val="0"/>
+          <w:lang w:val="en-US"/>
         </w:rPr>
         <w:t xml:space="preserve">              &lt;td&gt;{faq_otazka4}&lt;/td&gt;</w:t>
       </w:r>
@@ -7352,6 +7993,7 @@
       <w:r>
         <w:rPr>
           <w:rtl w:val="0"/>
+          <w:lang w:val="en-US"/>
         </w:rPr>
         <w:t xml:space="preserve">              &lt;td&gt;{faq_odpoved4}&lt;/td&gt;</w:t>
       </w:r>
@@ -7363,6 +8005,7 @@
       <w:r>
         <w:rPr>
           <w:rtl w:val="0"/>
+          <w:lang w:val="en-US"/>
         </w:rPr>
         <w:t xml:space="preserve">            &lt;/tr&gt;</w:t>
       </w:r>
@@ -7374,6 +8017,7 @@
       <w:r>
         <w:rPr>
           <w:rtl w:val="0"/>
+          <w:lang w:val="en-US"/>
         </w:rPr>
         <w:t xml:space="preserve">          &lt;/tbody&gt;</w:t>
       </w:r>
@@ -7385,6 +8029,7 @@
       <w:r>
         <w:rPr>
           <w:rtl w:val="0"/>
+          <w:lang w:val="en-US"/>
         </w:rPr>
         <w:t xml:space="preserve">        &lt;/table&gt;</w:t>
       </w:r>
@@ -7396,6 +8041,7 @@
       <w:r>
         <w:rPr>
           <w:rtl w:val="0"/>
+          <w:lang w:val="en-US"/>
         </w:rPr>
         <w:t xml:space="preserve">      &lt;/div&gt;</w:t>
       </w:r>
@@ -7407,6 +8053,7 @@
       <w:r>
         <w:rPr>
           <w:rtl w:val="0"/>
+          <w:lang w:val="en-US"/>
         </w:rPr>
         <w:t xml:space="preserve">    &lt;/section&gt;</w:t>
       </w:r>
@@ -7423,6 +8070,19 @@
       <w:r>
         <w:rPr>
           <w:rtl w:val="0"/>
+          <w:lang w:val="en-US"/>
+        </w:rPr>
+        <w:t xml:space="preserve">   </w:t>
+      </w:r>
+    </w:p>
+    <w:p>
+      <w:pPr>
+        <w:pStyle w:val="Text A"/>
+      </w:pPr>
+      <w:r>
+        <w:rPr>
+          <w:rtl w:val="0"/>
+          <w:lang w:val="en-US"/>
         </w:rPr>
         <w:t xml:space="preserve">    &lt;section class="section-card"&gt;</w:t>
       </w:r>
@@ -7434,270 +8094,132 @@
       <w:r>
         <w:rPr>
           <w:rtl w:val="0"/>
-        </w:rPr>
-        <w:t xml:space="preserve">      &lt;h2&gt;{sekce_navaznosti_nadpis}&lt;/h2&gt;</w:t>
-      </w:r>
-    </w:p>
-    <w:p>
-      <w:pPr>
-        <w:pStyle w:val="Text A"/>
-      </w:pPr>
-      <w:r>
-        <w:rPr>
-          <w:rtl w:val="0"/>
-        </w:rPr>
-        <w:t xml:space="preserve">      &lt;div class="clean-table-wrap"&gt;</w:t>
-      </w:r>
-    </w:p>
-    <w:p>
-      <w:pPr>
-        <w:pStyle w:val="Text A"/>
-      </w:pPr>
-      <w:r>
-        <w:rPr>
-          <w:rtl w:val="0"/>
-        </w:rPr>
-        <w:t xml:space="preserve">        &lt;table class="clean-table"&gt;</w:t>
-      </w:r>
-    </w:p>
-    <w:p>
-      <w:pPr>
-        <w:pStyle w:val="Text A"/>
-      </w:pPr>
-      <w:r>
-        <w:rPr>
-          <w:rtl w:val="0"/>
-        </w:rPr>
-        <w:t xml:space="preserve">          &lt;thead&gt;</w:t>
-      </w:r>
-    </w:p>
-    <w:p>
-      <w:pPr>
-        <w:pStyle w:val="Text A"/>
-      </w:pPr>
-      <w:r>
-        <w:rPr>
-          <w:rtl w:val="0"/>
-        </w:rPr>
-        <w:t xml:space="preserve">            &lt;tr&gt;</w:t>
-      </w:r>
-    </w:p>
-    <w:p>
-      <w:pPr>
-        <w:pStyle w:val="Text A"/>
-      </w:pPr>
-      <w:r>
-        <w:rPr>
-          <w:rtl w:val="0"/>
-        </w:rPr>
-        <w:t xml:space="preserve">              &lt;th&gt;Recommendation&lt;/th&gt;</w:t>
-      </w:r>
-    </w:p>
-    <w:p>
-      <w:pPr>
-        <w:pStyle w:val="Text A"/>
-      </w:pPr>
-      <w:r>
-        <w:rPr>
-          <w:rtl w:val="0"/>
-        </w:rPr>
-        <w:t xml:space="preserve">              &lt;th&gt;Why it makes sense&lt;/th&gt;</w:t>
-      </w:r>
-    </w:p>
-    <w:p>
-      <w:pPr>
-        <w:pStyle w:val="Text A"/>
-      </w:pPr>
-      <w:r>
-        <w:rPr>
-          <w:rtl w:val="0"/>
-        </w:rPr>
-        <w:t xml:space="preserve">            &lt;/tr&gt;</w:t>
-      </w:r>
-    </w:p>
-    <w:p>
-      <w:pPr>
-        <w:pStyle w:val="Text A"/>
-      </w:pPr>
-      <w:r>
-        <w:rPr>
-          <w:rtl w:val="0"/>
-        </w:rPr>
-        <w:t xml:space="preserve">          &lt;/thead&gt;</w:t>
-      </w:r>
-    </w:p>
-    <w:p>
-      <w:pPr>
-        <w:pStyle w:val="Text A"/>
-      </w:pPr>
-      <w:r>
-        <w:rPr>
-          <w:rtl w:val="0"/>
-        </w:rPr>
-        <w:t xml:space="preserve">          &lt;tbody&gt;</w:t>
-      </w:r>
-    </w:p>
-    <w:p>
-      <w:pPr>
-        <w:pStyle w:val="Text A"/>
-      </w:pPr>
-      <w:r>
-        <w:rPr>
-          <w:rtl w:val="0"/>
-        </w:rPr>
-        <w:t xml:space="preserve">            &lt;tr&gt;</w:t>
-      </w:r>
-    </w:p>
-    <w:p>
-      <w:pPr>
-        <w:pStyle w:val="Text A"/>
-      </w:pPr>
-      <w:r>
-        <w:rPr>
-          <w:rtl w:val="0"/>
-        </w:rPr>
-        <w:t xml:space="preserve">              &lt;td&gt;{navaznost_radek1_label}&lt;/td&gt;</w:t>
-      </w:r>
-    </w:p>
-    <w:p>
-      <w:pPr>
-        <w:pStyle w:val="Text A"/>
-      </w:pPr>
-      <w:r>
-        <w:rPr>
-          <w:rtl w:val="0"/>
-        </w:rPr>
-        <w:t xml:space="preserve">              &lt;td&gt;{navaznost_radek1_text}&lt;/td&gt;</w:t>
-      </w:r>
-    </w:p>
-    <w:p>
-      <w:pPr>
-        <w:pStyle w:val="Text A"/>
-      </w:pPr>
-      <w:r>
-        <w:rPr>
-          <w:rtl w:val="0"/>
-        </w:rPr>
-        <w:t xml:space="preserve">            &lt;/tr&gt;</w:t>
-      </w:r>
-    </w:p>
-    <w:p>
-      <w:pPr>
-        <w:pStyle w:val="Text A"/>
-      </w:pPr>
-      <w:r>
-        <w:rPr>
-          <w:rtl w:val="0"/>
-        </w:rPr>
-        <w:t xml:space="preserve">            &lt;tr&gt;</w:t>
-      </w:r>
-    </w:p>
-    <w:p>
-      <w:pPr>
-        <w:pStyle w:val="Text A"/>
-      </w:pPr>
-      <w:r>
-        <w:rPr>
-          <w:rtl w:val="0"/>
-        </w:rPr>
-        <w:t xml:space="preserve">              &lt;td&gt;{navaznost_radek2_label}&lt;/td&gt;</w:t>
-      </w:r>
-    </w:p>
-    <w:p>
-      <w:pPr>
-        <w:pStyle w:val="Text A"/>
-      </w:pPr>
-      <w:r>
-        <w:rPr>
-          <w:rtl w:val="0"/>
-        </w:rPr>
-        <w:t xml:space="preserve">              &lt;td&gt;{navaznost_radek2_text}&lt;/td&gt;</w:t>
-      </w:r>
-    </w:p>
-    <w:p>
-      <w:pPr>
-        <w:pStyle w:val="Text A"/>
-      </w:pPr>
-      <w:r>
-        <w:rPr>
-          <w:rtl w:val="0"/>
-        </w:rPr>
-        <w:t xml:space="preserve">            &lt;/tr&gt;</w:t>
-      </w:r>
-    </w:p>
-    <w:p>
-      <w:pPr>
-        <w:pStyle w:val="Text A"/>
-      </w:pPr>
-      <w:r>
-        <w:rPr>
-          <w:rtl w:val="0"/>
-        </w:rPr>
-        <w:t xml:space="preserve">            &lt;tr&gt;</w:t>
-      </w:r>
-    </w:p>
-    <w:p>
-      <w:pPr>
-        <w:pStyle w:val="Text A"/>
-      </w:pPr>
-      <w:r>
-        <w:rPr>
-          <w:rtl w:val="0"/>
-        </w:rPr>
-        <w:t xml:space="preserve">              &lt;td&gt;{navaznost_radek3_label}&lt;/td&gt;</w:t>
-      </w:r>
-    </w:p>
-    <w:p>
-      <w:pPr>
-        <w:pStyle w:val="Text A"/>
-      </w:pPr>
-      <w:r>
-        <w:rPr>
-          <w:rtl w:val="0"/>
-        </w:rPr>
-        <w:t xml:space="preserve">              &lt;td&gt;{navaznost_radek3_text}&lt;/td&gt;</w:t>
-      </w:r>
-    </w:p>
-    <w:p>
-      <w:pPr>
-        <w:pStyle w:val="Text A"/>
-      </w:pPr>
-      <w:r>
-        <w:rPr>
-          <w:rtl w:val="0"/>
-        </w:rPr>
-        <w:t xml:space="preserve">            &lt;/tr&gt;</w:t>
-      </w:r>
-    </w:p>
-    <w:p>
-      <w:pPr>
-        <w:pStyle w:val="Text A"/>
-      </w:pPr>
-      <w:r>
-        <w:rPr>
-          <w:rtl w:val="0"/>
-        </w:rPr>
-        <w:t xml:space="preserve">          &lt;/tbody&gt;</w:t>
-      </w:r>
-    </w:p>
-    <w:p>
-      <w:pPr>
-        <w:pStyle w:val="Text A"/>
-      </w:pPr>
-      <w:r>
-        <w:rPr>
-          <w:rtl w:val="0"/>
-        </w:rPr>
-        <w:t xml:space="preserve">        &lt;/table&gt;</w:t>
-      </w:r>
-    </w:p>
-    <w:p>
-      <w:pPr>
-        <w:pStyle w:val="Text A"/>
-      </w:pPr>
-      <w:r>
-        <w:rPr>
-          <w:rtl w:val="0"/>
+          <w:lang w:val="en-US"/>
+        </w:rPr>
+        <w:t xml:space="preserve">      &lt;h2&gt;{sekce_vyrobce_nadpis}&lt;/h2&gt;</w:t>
+      </w:r>
+    </w:p>
+    <w:p>
+      <w:pPr>
+        <w:pStyle w:val="Text A"/>
+      </w:pPr>
+      <w:r>
+        <w:rPr>
+          <w:rtl w:val="0"/>
+          <w:lang w:val="en-US"/>
+        </w:rPr>
+        <w:t xml:space="preserve">      &lt;p&gt;&lt;strong&gt;Publisher / brand:&lt;/strong&gt; {vyrobce}&lt;/p&gt;</w:t>
+      </w:r>
+    </w:p>
+    <w:p>
+      <w:pPr>
+        <w:pStyle w:val="Text A"/>
+      </w:pPr>
+      <w:r>
+        <w:rPr>
+          <w:rtl w:val="0"/>
+          <w:lang w:val="en-US"/>
+        </w:rPr>
+        <w:t xml:space="preserve">      &lt;p&gt;{sekce_vyrobce_text}&lt;/p&gt;</w:t>
+      </w:r>
+    </w:p>
+    <w:p>
+      <w:pPr>
+        <w:pStyle w:val="Text A"/>
+      </w:pPr>
+      <w:r>
+        <w:rPr>
+          <w:rtl w:val="0"/>
+          <w:lang w:val="en-US"/>
+        </w:rPr>
+        <w:t xml:space="preserve">    &lt;/section&gt;</w:t>
+      </w:r>
+    </w:p>
+    <w:p>
+      <w:pPr>
+        <w:pStyle w:val="Text A"/>
+      </w:pPr>
+    </w:p>
+    <w:p>
+      <w:pPr>
+        <w:pStyle w:val="Text A"/>
+      </w:pPr>
+      <w:r>
+        <w:rPr>
+          <w:rtl w:val="0"/>
+          <w:lang w:val="en-US"/>
+        </w:rPr>
+        <w:t xml:space="preserve">    &lt;section class="section-card"&gt;</w:t>
+      </w:r>
+    </w:p>
+    <w:p>
+      <w:pPr>
+        <w:pStyle w:val="Text A"/>
+      </w:pPr>
+      <w:r>
+        <w:rPr>
+          <w:rtl w:val="0"/>
+          <w:lang w:val="en-US"/>
+        </w:rPr>
+        <w:t xml:space="preserve">      &lt;h2&gt;{sekce_video_nadpis}&lt;/h2&gt;</w:t>
+      </w:r>
+    </w:p>
+    <w:p>
+      <w:pPr>
+        <w:pStyle w:val="Text A"/>
+      </w:pPr>
+      <w:r>
+        <w:rPr>
+          <w:rtl w:val="0"/>
+          <w:lang w:val="en-US"/>
+        </w:rPr>
+        <w:t xml:space="preserve">      &lt;div class="video-shell"&gt;</w:t>
+      </w:r>
+    </w:p>
+    <w:p>
+      <w:pPr>
+        <w:pStyle w:val="Text A"/>
+      </w:pPr>
+      <w:r>
+        <w:rPr>
+          <w:rtl w:val="0"/>
+          <w:lang w:val="en-US"/>
+        </w:rPr>
+        <w:t xml:space="preserve">        &lt;div class="video-block"&gt;</w:t>
+      </w:r>
+    </w:p>
+    <w:p>
+      <w:pPr>
+        <w:pStyle w:val="Text A"/>
+      </w:pPr>
+      <w:r>
+        <w:rPr>
+          <w:rtl w:val="0"/>
+          <w:lang w:val="en-US"/>
+        </w:rPr>
+        <w:t xml:space="preserve">          &lt;iframe src="{video_url}" allowfullscreen&gt;&lt;/iframe&gt;</w:t>
+      </w:r>
+    </w:p>
+    <w:p>
+      <w:pPr>
+        <w:pStyle w:val="Text A"/>
+      </w:pPr>
+      <w:r>
+        <w:rPr>
+          <w:rtl w:val="0"/>
+          <w:lang w:val="en-US"/>
+        </w:rPr>
+        <w:t xml:space="preserve">        &lt;/div&gt;</w:t>
+      </w:r>
+    </w:p>
+    <w:p>
+      <w:pPr>
+        <w:pStyle w:val="Text A"/>
+      </w:pPr>
+      <w:r>
+        <w:rPr>
+          <w:rtl w:val="0"/>
+          <w:lang w:val="en-US"/>
         </w:rPr>
         <w:t xml:space="preserve">      &lt;/div&gt;</w:t>
       </w:r>
@@ -7709,6 +8231,7 @@
       <w:r>
         <w:rPr>
           <w:rtl w:val="0"/>
+          <w:lang w:val="en-US"/>
         </w:rPr>
         <w:t xml:space="preserve">    &lt;/section&gt;</w:t>
       </w:r>
@@ -7725,159 +8248,7 @@
       <w:r>
         <w:rPr>
           <w:rtl w:val="0"/>
-        </w:rPr>
-        <w:t xml:space="preserve">    &lt;section class="section-card"&gt;</w:t>
-      </w:r>
-    </w:p>
-    <w:p>
-      <w:pPr>
-        <w:pStyle w:val="Text A"/>
-      </w:pPr>
-      <w:r>
-        <w:rPr>
-          <w:rtl w:val="0"/>
-        </w:rPr>
-        <w:t xml:space="preserve">      &lt;h2&gt;{sekce_vyrobce_nadpis}&lt;/h2&gt;</w:t>
-      </w:r>
-    </w:p>
-    <w:p>
-      <w:pPr>
-        <w:pStyle w:val="Text A"/>
-      </w:pPr>
-      <w:r>
-        <w:rPr>
-          <w:rtl w:val="0"/>
-        </w:rPr>
-        <w:t xml:space="preserve">      &lt;p&gt;&lt;strong&gt;Publisher / brand:&lt;/strong&gt; {vyrobce}&lt;/p&gt;</w:t>
-      </w:r>
-    </w:p>
-    <w:p>
-      <w:pPr>
-        <w:pStyle w:val="Text A"/>
-      </w:pPr>
-      <w:r>
-        <w:rPr>
-          <w:rtl w:val="0"/>
-        </w:rPr>
-        <w:t xml:space="preserve">      &lt;p&gt;{sekce_vyrobce_text}&lt;/p&gt;</w:t>
-      </w:r>
-    </w:p>
-    <w:p>
-      <w:pPr>
-        <w:pStyle w:val="Text A"/>
-      </w:pPr>
-      <w:r>
-        <w:rPr>
-          <w:rtl w:val="0"/>
-        </w:rPr>
-        <w:t xml:space="preserve">    &lt;/section&gt;</w:t>
-      </w:r>
-    </w:p>
-    <w:p>
-      <w:pPr>
-        <w:pStyle w:val="Text A"/>
-      </w:pPr>
-    </w:p>
-    <w:p>
-      <w:pPr>
-        <w:pStyle w:val="Text A"/>
-      </w:pPr>
-      <w:r>
-        <w:rPr>
-          <w:rtl w:val="0"/>
-        </w:rPr>
-        <w:t xml:space="preserve">    &lt;section class="section-card"&gt;</w:t>
-      </w:r>
-    </w:p>
-    <w:p>
-      <w:pPr>
-        <w:pStyle w:val="Text A"/>
-      </w:pPr>
-      <w:r>
-        <w:rPr>
-          <w:rtl w:val="0"/>
-        </w:rPr>
-        <w:t xml:space="preserve">      &lt;h2&gt;{sekce_video_nadpis}&lt;/h2&gt;</w:t>
-      </w:r>
-    </w:p>
-    <w:p>
-      <w:pPr>
-        <w:pStyle w:val="Text A"/>
-      </w:pPr>
-      <w:r>
-        <w:rPr>
-          <w:rtl w:val="0"/>
-        </w:rPr>
-        <w:t xml:space="preserve">      &lt;div class="video-shell"&gt;</w:t>
-      </w:r>
-    </w:p>
-    <w:p>
-      <w:pPr>
-        <w:pStyle w:val="Text A"/>
-      </w:pPr>
-      <w:r>
-        <w:rPr>
-          <w:rtl w:val="0"/>
-        </w:rPr>
-        <w:t xml:space="preserve">        &lt;div class="video-block"&gt;</w:t>
-      </w:r>
-    </w:p>
-    <w:p>
-      <w:pPr>
-        <w:pStyle w:val="Text A"/>
-      </w:pPr>
-      <w:r>
-        <w:rPr>
-          <w:rtl w:val="0"/>
-        </w:rPr>
-        <w:t xml:space="preserve">          &lt;iframe src="{video_url}" allowfullscreen&gt;&lt;/iframe&gt;</w:t>
-      </w:r>
-    </w:p>
-    <w:p>
-      <w:pPr>
-        <w:pStyle w:val="Text A"/>
-      </w:pPr>
-      <w:r>
-        <w:rPr>
-          <w:rtl w:val="0"/>
-        </w:rPr>
-        <w:t xml:space="preserve">        &lt;/div&gt;</w:t>
-      </w:r>
-    </w:p>
-    <w:p>
-      <w:pPr>
-        <w:pStyle w:val="Text A"/>
-      </w:pPr>
-      <w:r>
-        <w:rPr>
-          <w:rtl w:val="0"/>
-        </w:rPr>
-        <w:t xml:space="preserve">      &lt;/div&gt;</w:t>
-      </w:r>
-    </w:p>
-    <w:p>
-      <w:pPr>
-        <w:pStyle w:val="Text A"/>
-      </w:pPr>
-      <w:r>
-        <w:rPr>
-          <w:rtl w:val="0"/>
-        </w:rPr>
-        <w:t xml:space="preserve">    &lt;/section&gt;</w:t>
-      </w:r>
-    </w:p>
-    <w:p>
-      <w:pPr>
-        <w:pStyle w:val="Text A"/>
-      </w:pPr>
-    </w:p>
-    <w:p>
-      <w:pPr>
-        <w:pStyle w:val="Text A"/>
-      </w:pPr>
-      <w:r>
-        <w:rPr>
-          <w:rtl w:val="0"/>
+          <w:lang w:val="en-US"/>
         </w:rPr>
         <w:t xml:space="preserve">  &lt;/div&gt;</w:t>
       </w:r>
@@ -7889,6 +8260,7 @@
       <w:r>
         <w:rPr>
           <w:rtl w:val="0"/>
+          <w:lang w:val="en-US"/>
         </w:rPr>
         <w:t>&lt;/div&gt;</w:t>
       </w:r>
